--- a/results/supplement/Table_S8.docx
+++ b/results/supplement/Table_S8.docx
@@ -31,18 +31,40 @@
               <w:jc w:val="center"/>
             </w:pPr>
             <w:r>
-              <w:t>Model 1 Estimate (SE)</w:t>
-            </w:r>
-          </w:p>
-        </w:tc>
-        <w:tc>
-          <w:p>
-            <w:pPr>
-              <w:pStyle w:val="Normal"/>
-              <w:jc w:val="center"/>
-            </w:pPr>
-            <w:r>
-              <w:t>Model 2 Estimate (SE)</w:t>
+              <w:t>0% heterogeneity: Model 1 Estimate (SE)</w:t>
+            </w:r>
+          </w:p>
+        </w:tc>
+        <w:tc>
+          <w:p>
+            <w:pPr>
+              <w:pStyle w:val="Normal"/>
+              <w:jc w:val="center"/>
+            </w:pPr>
+            <w:r>
+              <w:t>0% heterogeneity: Model 2 Estimate (SE)</w:t>
+            </w:r>
+          </w:p>
+        </w:tc>
+        <w:tc>
+          <w:p>
+            <w:pPr>
+              <w:pStyle w:val="Normal"/>
+              <w:jc w:val="center"/>
+            </w:pPr>
+            <w:r>
+              <w:t>50% heterogeneity: Model 1 Estimate (SE)</w:t>
+            </w:r>
+          </w:p>
+        </w:tc>
+        <w:tc>
+          <w:p>
+            <w:pPr>
+              <w:pStyle w:val="Normal"/>
+              <w:jc w:val="center"/>
+            </w:pPr>
+            <w:r>
+              <w:t>50% heterogeneity: Model 2 Estimate (SE)</w:t>
             </w:r>
           </w:p>
         </w:tc>
@@ -66,18 +88,40 @@
               <w:jc w:val="center"/>
             </w:pPr>
             <w:r>
-              <w:t>23.077 (20.838)</w:t>
-            </w:r>
-          </w:p>
-        </w:tc>
-        <w:tc>
-          <w:p>
-            <w:pPr>
-              <w:pStyle w:val="Normal"/>
-              <w:jc w:val="center"/>
-            </w:pPr>
-            <w:r>
-              <w:t>-4.010 (21.556)</w:t>
+              <w:t>5.467 (9.849)</w:t>
+            </w:r>
+          </w:p>
+        </w:tc>
+        <w:tc>
+          <w:p>
+            <w:pPr>
+              <w:pStyle w:val="Normal"/>
+              <w:jc w:val="center"/>
+            </w:pPr>
+            <w:r>
+              <w:t>2.031 (10.238)</w:t>
+            </w:r>
+          </w:p>
+        </w:tc>
+        <w:tc>
+          <w:p>
+            <w:pPr>
+              <w:pStyle w:val="Normal"/>
+              <w:jc w:val="center"/>
+            </w:pPr>
+            <w:r>
+              <w:t>54.661 (33.477)</w:t>
+            </w:r>
+          </w:p>
+        </w:tc>
+        <w:tc>
+          <w:p>
+            <w:pPr>
+              <w:pStyle w:val="Normal"/>
+              <w:jc w:val="center"/>
+            </w:pPr>
+            <w:r>
+              <w:t>43.721 (34.893)</w:t>
             </w:r>
           </w:p>
         </w:tc>
@@ -112,7 +156,29 @@
               <w:jc w:val="center"/>
             </w:pPr>
             <w:r>
-              <w:t>-0.016*** (0.001)</w:t>
+              <w:t>-0.017*** (0.001)</w:t>
+            </w:r>
+          </w:p>
+        </w:tc>
+        <w:tc>
+          <w:p>
+            <w:pPr>
+              <w:pStyle w:val="Normal"/>
+              <w:jc w:val="center"/>
+            </w:pPr>
+            <w:r>
+              <w:t>-0.015*** (0.002)</w:t>
+            </w:r>
+          </w:p>
+        </w:tc>
+        <w:tc>
+          <w:p>
+            <w:pPr>
+              <w:pStyle w:val="Normal"/>
+              <w:jc w:val="center"/>
+            </w:pPr>
+            <w:r>
+              <w:t>-0.014*** (0.002)</w:t>
             </w:r>
           </w:p>
         </w:tc>
@@ -136,18 +202,40 @@
               <w:jc w:val="center"/>
             </w:pPr>
             <w:r>
-              <w:t>0.089 (0.062)</w:t>
-            </w:r>
-          </w:p>
-        </w:tc>
-        <w:tc>
-          <w:p>
-            <w:pPr>
-              <w:pStyle w:val="Normal"/>
-              <w:jc w:val="center"/>
-            </w:pPr>
-            <w:r>
-              <w:t>0.011 (0.058)</w:t>
+              <w:t>0.054* (0.031)</w:t>
+            </w:r>
+          </w:p>
+        </w:tc>
+        <w:tc>
+          <w:p>
+            <w:pPr>
+              <w:pStyle w:val="Normal"/>
+              <w:jc w:val="center"/>
+            </w:pPr>
+            <w:r>
+              <w:t>0.038 (0.035)</w:t>
+            </w:r>
+          </w:p>
+        </w:tc>
+        <w:tc>
+          <w:p>
+            <w:pPr>
+              <w:pStyle w:val="Normal"/>
+              <w:jc w:val="center"/>
+            </w:pPr>
+            <w:r>
+              <w:t>0.106 (0.095)</w:t>
+            </w:r>
+          </w:p>
+        </w:tc>
+        <w:tc>
+          <w:p>
+            <w:pPr>
+              <w:pStyle w:val="Normal"/>
+              <w:jc w:val="center"/>
+            </w:pPr>
+            <w:r>
+              <w:t>0.039 (0.078)</w:t>
             </w:r>
           </w:p>
         </w:tc>
@@ -171,18 +259,40 @@
               <w:jc w:val="center"/>
             </w:pPr>
             <w:r>
-              <w:t>0.081 (0.087)</w:t>
-            </w:r>
-          </w:p>
-        </w:tc>
-        <w:tc>
-          <w:p>
-            <w:pPr>
-              <w:pStyle w:val="Normal"/>
-              <w:jc w:val="center"/>
-            </w:pPr>
-            <w:r>
-              <w:t>0.078 (0.062)</w:t>
+              <w:t>0.025 (0.027)</w:t>
+            </w:r>
+          </w:p>
+        </w:tc>
+        <w:tc>
+          <w:p>
+            <w:pPr>
+              <w:pStyle w:val="Normal"/>
+              <w:jc w:val="center"/>
+            </w:pPr>
+            <w:r>
+              <w:t>0.028 (0.036)</w:t>
+            </w:r>
+          </w:p>
+        </w:tc>
+        <w:tc>
+          <w:p>
+            <w:pPr>
+              <w:pStyle w:val="Normal"/>
+              <w:jc w:val="center"/>
+            </w:pPr>
+            <w:r>
+              <w:t>0.092 (0.132)</w:t>
+            </w:r>
+          </w:p>
+        </w:tc>
+        <w:tc>
+          <w:p>
+            <w:pPr>
+              <w:pStyle w:val="Normal"/>
+              <w:jc w:val="center"/>
+            </w:pPr>
+            <w:r>
+              <w:t>0.127 (0.111)</w:t>
             </w:r>
           </w:p>
         </w:tc>
@@ -206,18 +316,40 @@
               <w:jc w:val="center"/>
             </w:pPr>
             <w:r>
-              <w:t>-0.002 (0.063)</w:t>
-            </w:r>
-          </w:p>
-        </w:tc>
-        <w:tc>
-          <w:p>
-            <w:pPr>
-              <w:pStyle w:val="Normal"/>
-              <w:jc w:val="center"/>
-            </w:pPr>
-            <w:r>
-              <w:t>-0.062 (0.064)</w:t>
+              <w:t>-0.044 (0.032)</w:t>
+            </w:r>
+          </w:p>
+        </w:tc>
+        <w:tc>
+          <w:p>
+            <w:pPr>
+              <w:pStyle w:val="Normal"/>
+              <w:jc w:val="center"/>
+            </w:pPr>
+            <w:r>
+              <w:t>-0.060 (0.038)</w:t>
+            </w:r>
+          </w:p>
+        </w:tc>
+        <w:tc>
+          <w:p>
+            <w:pPr>
+              <w:pStyle w:val="Normal"/>
+              <w:jc w:val="center"/>
+            </w:pPr>
+            <w:r>
+              <w:t>0.087 (0.083)</w:t>
+            </w:r>
+          </w:p>
+        </w:tc>
+        <w:tc>
+          <w:p>
+            <w:pPr>
+              <w:pStyle w:val="Normal"/>
+              <w:jc w:val="center"/>
+            </w:pPr>
+            <w:r>
+              <w:t>0.027 (0.089)</w:t>
             </w:r>
           </w:p>
         </w:tc>
@@ -241,18 +373,40 @@
               <w:jc w:val="center"/>
             </w:pPr>
             <w:r>
-              <w:t>-0.092*** (0.034)</w:t>
-            </w:r>
-          </w:p>
-        </w:tc>
-        <w:tc>
-          <w:p>
-            <w:pPr>
-              <w:pStyle w:val="Normal"/>
-              <w:jc w:val="center"/>
-            </w:pPr>
-            <w:r>
-              <w:t>-0.058* (0.030)</w:t>
+              <w:t>0.012 (0.016)</w:t>
+            </w:r>
+          </w:p>
+        </w:tc>
+        <w:tc>
+          <w:p>
+            <w:pPr>
+              <w:pStyle w:val="Normal"/>
+              <w:jc w:val="center"/>
+            </w:pPr>
+            <w:r>
+              <w:t>0.013 (0.017)</w:t>
+            </w:r>
+          </w:p>
+        </w:tc>
+        <w:tc>
+          <w:p>
+            <w:pPr>
+              <w:pStyle w:val="Normal"/>
+              <w:jc w:val="center"/>
+            </w:pPr>
+            <w:r>
+              <w:t>-0.158*** (0.053)</w:t>
+            </w:r>
+          </w:p>
+        </w:tc>
+        <w:tc>
+          <w:p>
+            <w:pPr>
+              <w:pStyle w:val="Normal"/>
+              <w:jc w:val="center"/>
+            </w:pPr>
+            <w:r>
+              <w:t>-0.134*** (0.042)</w:t>
             </w:r>
           </w:p>
         </w:tc>
@@ -276,18 +430,40 @@
               <w:jc w:val="center"/>
             </w:pPr>
             <w:r>
-              <w:t>-0.034 (0.053)</w:t>
-            </w:r>
-          </w:p>
-        </w:tc>
-        <w:tc>
-          <w:p>
-            <w:pPr>
-              <w:pStyle w:val="Normal"/>
-              <w:jc w:val="center"/>
-            </w:pPr>
-            <w:r>
-              <w:t>-0.024 (0.050)</w:t>
+              <w:t>0.008 (0.032)</w:t>
+            </w:r>
+          </w:p>
+        </w:tc>
+        <w:tc>
+          <w:p>
+            <w:pPr>
+              <w:pStyle w:val="Normal"/>
+              <w:jc w:val="center"/>
+            </w:pPr>
+            <w:r>
+              <w:t>0.033 (0.034)</w:t>
+            </w:r>
+          </w:p>
+        </w:tc>
+        <w:tc>
+          <w:p>
+            <w:pPr>
+              <w:pStyle w:val="Normal"/>
+              <w:jc w:val="center"/>
+            </w:pPr>
+            <w:r>
+              <w:t>-0.032 (0.075)</w:t>
+            </w:r>
+          </w:p>
+        </w:tc>
+        <w:tc>
+          <w:p>
+            <w:pPr>
+              <w:pStyle w:val="Normal"/>
+              <w:jc w:val="center"/>
+            </w:pPr>
+            <w:r>
+              <w:t>-0.010 (0.076)</w:t>
             </w:r>
           </w:p>
         </w:tc>
@@ -311,18 +487,40 @@
               <w:jc w:val="center"/>
             </w:pPr>
             <w:r>
-              <w:t>-0.012 (0.010)</w:t>
-            </w:r>
-          </w:p>
-        </w:tc>
-        <w:tc>
-          <w:p>
-            <w:pPr>
-              <w:pStyle w:val="Normal"/>
-              <w:jc w:val="center"/>
-            </w:pPr>
-            <w:r>
-              <w:t>0.002 (0.011)</w:t>
+              <w:t>-0.003 (0.005)</w:t>
+            </w:r>
+          </w:p>
+        </w:tc>
+        <w:tc>
+          <w:p>
+            <w:pPr>
+              <w:pStyle w:val="Normal"/>
+              <w:jc w:val="center"/>
+            </w:pPr>
+            <w:r>
+              <w:t>-0.001 (0.005)</w:t>
+            </w:r>
+          </w:p>
+        </w:tc>
+        <w:tc>
+          <w:p>
+            <w:pPr>
+              <w:pStyle w:val="Normal"/>
+              <w:jc w:val="center"/>
+            </w:pPr>
+            <w:r>
+              <w:t>-0.027 (0.017)</w:t>
+            </w:r>
+          </w:p>
+        </w:tc>
+        <w:tc>
+          <w:p>
+            <w:pPr>
+              <w:pStyle w:val="Normal"/>
+              <w:jc w:val="center"/>
+            </w:pPr>
+            <w:r>
+              <w:t>-0.022 (0.017)</w:t>
             </w:r>
           </w:p>
         </w:tc>
@@ -357,7 +555,29 @@
               <w:jc w:val="center"/>
             </w:pPr>
             <w:r>
-              <w:t>-0.188*** (0.065)</w:t>
+              <w:t>-0.087** (0.038)</w:t>
+            </w:r>
+          </w:p>
+        </w:tc>
+        <w:tc>
+          <w:p>
+            <w:pPr>
+              <w:pStyle w:val="Normal"/>
+              <w:jc w:val="center"/>
+            </w:pPr>
+            <w:r>
+              <w:t/>
+            </w:r>
+          </w:p>
+        </w:tc>
+        <w:tc>
+          <w:p>
+            <w:pPr>
+              <w:pStyle w:val="Normal"/>
+              <w:jc w:val="center"/>
+            </w:pPr>
+            <w:r>
+              <w:t>-0.205** (0.092)</w:t>
             </w:r>
           </w:p>
         </w:tc>
@@ -392,7 +612,29 @@
               <w:jc w:val="center"/>
             </w:pPr>
             <w:r>
-              <w:t>-0.338*** (0.092)</w:t>
+              <w:t>-0.048 (0.057)</w:t>
+            </w:r>
+          </w:p>
+        </w:tc>
+        <w:tc>
+          <w:p>
+            <w:pPr>
+              <w:pStyle w:val="Normal"/>
+              <w:jc w:val="center"/>
+            </w:pPr>
+            <w:r>
+              <w:t/>
+            </w:r>
+          </w:p>
+        </w:tc>
+        <w:tc>
+          <w:p>
+            <w:pPr>
+              <w:pStyle w:val="Normal"/>
+              <w:jc w:val="center"/>
+            </w:pPr>
+            <w:r>
+              <w:t>-0.276 (0.189)</w:t>
             </w:r>
           </w:p>
         </w:tc>
@@ -427,7 +669,29 @@
               <w:jc w:val="center"/>
             </w:pPr>
             <w:r>
-              <w:t>-0.295*** (0.100)</w:t>
+              <w:t>-0.120 (0.091)</w:t>
+            </w:r>
+          </w:p>
+        </w:tc>
+        <w:tc>
+          <w:p>
+            <w:pPr>
+              <w:pStyle w:val="Normal"/>
+              <w:jc w:val="center"/>
+            </w:pPr>
+            <w:r>
+              <w:t/>
+            </w:r>
+          </w:p>
+        </w:tc>
+        <w:tc>
+          <w:p>
+            <w:pPr>
+              <w:pStyle w:val="Normal"/>
+              <w:jc w:val="center"/>
+            </w:pPr>
+            <w:r>
+              <w:t>-0.345*** (0.130)</w:t>
             </w:r>
           </w:p>
         </w:tc>
@@ -462,7 +726,29 @@
               <w:jc w:val="center"/>
             </w:pPr>
             <w:r>
-              <w:t>0.223** (0.098)</w:t>
+              <w:t>0.065* (0.035)</w:t>
+            </w:r>
+          </w:p>
+        </w:tc>
+        <w:tc>
+          <w:p>
+            <w:pPr>
+              <w:pStyle w:val="Normal"/>
+              <w:jc w:val="center"/>
+            </w:pPr>
+            <w:r>
+              <w:t/>
+            </w:r>
+          </w:p>
+        </w:tc>
+        <w:tc>
+          <w:p>
+            <w:pPr>
+              <w:pStyle w:val="Normal"/>
+              <w:jc w:val="center"/>
+            </w:pPr>
+            <w:r>
+              <w:t>0.367** (0.165)</w:t>
             </w:r>
           </w:p>
         </w:tc>
@@ -497,7 +783,29 @@
               <w:jc w:val="center"/>
             </w:pPr>
             <w:r>
-              <w:t>-0.067 (0.059)</w:t>
+              <w:t>-0.023 (0.027)</w:t>
+            </w:r>
+          </w:p>
+        </w:tc>
+        <w:tc>
+          <w:p>
+            <w:pPr>
+              <w:pStyle w:val="Normal"/>
+              <w:jc w:val="center"/>
+            </w:pPr>
+            <w:r>
+              <w:t/>
+            </w:r>
+          </w:p>
+        </w:tc>
+        <w:tc>
+          <w:p>
+            <w:pPr>
+              <w:pStyle w:val="Normal"/>
+              <w:jc w:val="center"/>
+            </w:pPr>
+            <w:r>
+              <w:t>-0.082 (0.083)</w:t>
             </w:r>
           </w:p>
         </w:tc>
@@ -532,7 +840,29 @@
               <w:jc w:val="center"/>
             </w:pPr>
             <w:r>
-              <w:t>-0.239* (0.141)</w:t>
+              <w:t>0.086 (0.088)</w:t>
+            </w:r>
+          </w:p>
+        </w:tc>
+        <w:tc>
+          <w:p>
+            <w:pPr>
+              <w:pStyle w:val="Normal"/>
+              <w:jc w:val="center"/>
+            </w:pPr>
+            <w:r>
+              <w:t/>
+            </w:r>
+          </w:p>
+        </w:tc>
+        <w:tc>
+          <w:p>
+            <w:pPr>
+              <w:pStyle w:val="Normal"/>
+              <w:jc w:val="center"/>
+            </w:pPr>
+            <w:r>
+              <w:t>-0.108 (0.165)</w:t>
             </w:r>
           </w:p>
         </w:tc>
@@ -571,6 +901,28 @@
             </w:r>
           </w:p>
         </w:tc>
+        <w:tc>
+          <w:p>
+            <w:pPr>
+              <w:pStyle w:val="Normal"/>
+              <w:jc w:val="center"/>
+            </w:pPr>
+            <w:r>
+              <w:t>Yes</w:t>
+            </w:r>
+          </w:p>
+        </w:tc>
+        <w:tc>
+          <w:p>
+            <w:pPr>
+              <w:pStyle w:val="Normal"/>
+              <w:jc w:val="center"/>
+            </w:pPr>
+            <w:r>
+              <w:t>Yes</w:t>
+            </w:r>
+          </w:p>
+        </w:tc>
       </w:tr>
       <w:tr>
         <w:tc>
@@ -591,18 +943,40 @@
               <w:jc w:val="center"/>
             </w:pPr>
             <w:r>
-              <w:t>2974.920</w:t>
-            </w:r>
-          </w:p>
-        </w:tc>
-        <w:tc>
-          <w:p>
-            <w:pPr>
-              <w:pStyle w:val="Normal"/>
-              <w:jc w:val="center"/>
-            </w:pPr>
-            <w:r>
-              <w:t>2951.448</w:t>
+              <w:t>3198.048</w:t>
+            </w:r>
+          </w:p>
+        </w:tc>
+        <w:tc>
+          <w:p>
+            <w:pPr>
+              <w:pStyle w:val="Normal"/>
+              <w:jc w:val="center"/>
+            </w:pPr>
+            <w:r>
+              <w:t>3193.301</w:t>
+            </w:r>
+          </w:p>
+        </w:tc>
+        <w:tc>
+          <w:p>
+            <w:pPr>
+              <w:pStyle w:val="Normal"/>
+              <w:jc w:val="center"/>
+            </w:pPr>
+            <w:r>
+              <w:t>3250.227</w:t>
+            </w:r>
+          </w:p>
+        </w:tc>
+        <w:tc>
+          <w:p>
+            <w:pPr>
+              <w:pStyle w:val="Normal"/>
+              <w:jc w:val="center"/>
+            </w:pPr>
+            <w:r>
+              <w:t>3230.694</w:t>
             </w:r>
           </w:p>
         </w:tc>
@@ -626,18 +1000,40 @@
               <w:jc w:val="center"/>
             </w:pPr>
             <w:r>
-              <w:t>607</w:t>
-            </w:r>
-          </w:p>
-        </w:tc>
-        <w:tc>
-          <w:p>
-            <w:pPr>
-              <w:pStyle w:val="Normal"/>
-              <w:jc w:val="center"/>
-            </w:pPr>
-            <w:r>
-              <w:t>607</w:t>
+              <w:t>650</w:t>
+            </w:r>
+          </w:p>
+        </w:tc>
+        <w:tc>
+          <w:p>
+            <w:pPr>
+              <w:pStyle w:val="Normal"/>
+              <w:jc w:val="center"/>
+            </w:pPr>
+            <w:r>
+              <w:t>650</w:t>
+            </w:r>
+          </w:p>
+        </w:tc>
+        <w:tc>
+          <w:p>
+            <w:pPr>
+              <w:pStyle w:val="Normal"/>
+              <w:jc w:val="center"/>
+            </w:pPr>
+            <w:r>
+              <w:t>606</w:t>
+            </w:r>
+          </w:p>
+        </w:tc>
+        <w:tc>
+          <w:p>
+            <w:pPr>
+              <w:pStyle w:val="Normal"/>
+              <w:jc w:val="center"/>
+            </w:pPr>
+            <w:r>
+              <w:t>606</w:t>
             </w:r>
           </w:p>
         </w:tc>

--- a/results/supplement/Table_S8.docx
+++ b/results/supplement/Table_S8.docx
@@ -20,95 +20,51 @@
               <w:jc w:val="left"/>
             </w:pPr>
             <w:r>
-              <w:t>No.</w:t>
-            </w:r>
-          </w:p>
-        </w:tc>
-        <w:tc>
-          <w:p>
-            <w:pPr>
-              <w:pStyle w:val="Normal"/>
-              <w:jc w:val="center"/>
-            </w:pPr>
-            <w:r>
-              <w:t>Effect size</w:t>
-            </w:r>
-          </w:p>
-        </w:tc>
-        <w:tc>
-          <w:p>
-            <w:pPr>
-              <w:pStyle w:val="Normal"/>
-              <w:jc w:val="center"/>
-            </w:pPr>
-            <w:r>
-              <w:t>Ecology</w:t>
-            </w:r>
-          </w:p>
-        </w:tc>
-        <w:tc>
-          <w:p>
-            <w:pPr>
-              <w:pStyle w:val="Normal"/>
-              <w:jc w:val="center"/>
-            </w:pPr>
-            <w:r>
-              <w:t>Environmental Chemistry</w:t>
-            </w:r>
-          </w:p>
-        </w:tc>
-        <w:tc>
-          <w:p>
-            <w:pPr>
-              <w:pStyle w:val="Normal"/>
-              <w:jc w:val="center"/>
-            </w:pPr>
-            <w:r>
-              <w:t>Environmental Engineering</w:t>
-            </w:r>
-          </w:p>
-        </w:tc>
-        <w:tc>
-          <w:p>
-            <w:pPr>
-              <w:pStyle w:val="Normal"/>
-              <w:jc w:val="center"/>
-            </w:pPr>
-            <w:r>
-              <w:t>Health, Toxicology and Mutagenesis</w:t>
-            </w:r>
-          </w:p>
-        </w:tc>
-        <w:tc>
-          <w:p>
-            <w:pPr>
-              <w:pStyle w:val="Normal"/>
-              <w:jc w:val="center"/>
-            </w:pPr>
-            <w:r>
-              <w:t>Management, Monitoring, Policy and Law</w:t>
-            </w:r>
-          </w:p>
-        </w:tc>
-        <w:tc>
-          <w:p>
-            <w:pPr>
-              <w:pStyle w:val="Normal"/>
-              <w:jc w:val="center"/>
-            </w:pPr>
-            <w:r>
-              <w:t>Nature and Landscape Conservation</w:t>
-            </w:r>
-          </w:p>
-        </w:tc>
-        <w:tc>
-          <w:p>
-            <w:pPr>
-              <w:pStyle w:val="Normal"/>
-              <w:jc w:val="center"/>
-            </w:pPr>
-            <w:r>
-              <w:t>Water Science and Technology</w:t>
+              <w:t>Variable</w:t>
+            </w:r>
+          </w:p>
+        </w:tc>
+        <w:tc>
+          <w:p>
+            <w:pPr>
+              <w:pStyle w:val="Normal"/>
+              <w:jc w:val="center"/>
+            </w:pPr>
+            <w:r>
+              <w:t>0% heterogeneity: Model 1 Estimate (SE)</w:t>
+            </w:r>
+          </w:p>
+        </w:tc>
+        <w:tc>
+          <w:p>
+            <w:pPr>
+              <w:pStyle w:val="Normal"/>
+              <w:jc w:val="center"/>
+            </w:pPr>
+            <w:r>
+              <w:t>0% heterogeneity: Model 2 Estimate (SE)</w:t>
+            </w:r>
+          </w:p>
+        </w:tc>
+        <w:tc>
+          <w:p>
+            <w:pPr>
+              <w:pStyle w:val="Normal"/>
+              <w:jc w:val="center"/>
+            </w:pPr>
+            <w:r>
+              <w:t>50% heterogeneity: Model 1 Estimate (SE)</w:t>
+            </w:r>
+          </w:p>
+        </w:tc>
+        <w:tc>
+          <w:p>
+            <w:pPr>
+              <w:pStyle w:val="Normal"/>
+              <w:jc w:val="center"/>
+            </w:pPr>
+            <w:r>
+              <w:t>50% heterogeneity: Model 2 Estimate (SE)</w:t>
             </w:r>
           </w:p>
         </w:tc>
@@ -121,95 +77,51 @@
               <w:jc w:val="left"/>
             </w:pPr>
             <w:r>
-              <w:t>1</w:t>
-            </w:r>
-          </w:p>
-        </w:tc>
-        <w:tc>
-          <w:p>
-            <w:pPr>
-              <w:pStyle w:val="Normal"/>
-              <w:jc w:val="center"/>
-            </w:pPr>
-            <w:r>
-              <w:t>cohen's d</w:t>
-            </w:r>
-          </w:p>
-        </w:tc>
-        <w:tc>
-          <w:p>
-            <w:pPr>
-              <w:pStyle w:val="Normal"/>
-              <w:jc w:val="center"/>
-            </w:pPr>
-            <w:r>
-              <w:t>5</w:t>
-            </w:r>
-          </w:p>
-        </w:tc>
-        <w:tc>
-          <w:p>
-            <w:pPr>
-              <w:pStyle w:val="Normal"/>
-              <w:jc w:val="center"/>
-            </w:pPr>
-            <w:r>
-              <w:t>9</w:t>
-            </w:r>
-          </w:p>
-        </w:tc>
-        <w:tc>
-          <w:p>
-            <w:pPr>
-              <w:pStyle w:val="Normal"/>
-              <w:jc w:val="center"/>
-            </w:pPr>
-            <w:r>
-              <w:t>3</w:t>
-            </w:r>
-          </w:p>
-        </w:tc>
-        <w:tc>
-          <w:p>
-            <w:pPr>
-              <w:pStyle w:val="Normal"/>
-              <w:jc w:val="center"/>
-            </w:pPr>
-            <w:r>
-              <w:t> 2</w:t>
-            </w:r>
-          </w:p>
-        </w:tc>
-        <w:tc>
-          <w:p>
-            <w:pPr>
-              <w:pStyle w:val="Normal"/>
-              <w:jc w:val="center"/>
-            </w:pPr>
-            <w:r>
-              <w:t>0</w:t>
-            </w:r>
-          </w:p>
-        </w:tc>
-        <w:tc>
-          <w:p>
-            <w:pPr>
-              <w:pStyle w:val="Normal"/>
-              <w:jc w:val="center"/>
-            </w:pPr>
-            <w:r>
-              <w:t>2</w:t>
-            </w:r>
-          </w:p>
-        </w:tc>
-        <w:tc>
-          <w:p>
-            <w:pPr>
-              <w:pStyle w:val="Normal"/>
-              <w:jc w:val="center"/>
-            </w:pPr>
-            <w:r>
-              <w:t>2</w:t>
+              <w:t>Intercept</w:t>
+            </w:r>
+          </w:p>
+        </w:tc>
+        <w:tc>
+          <w:p>
+            <w:pPr>
+              <w:pStyle w:val="Normal"/>
+              <w:jc w:val="center"/>
+            </w:pPr>
+            <w:r>
+              <w:t>5.467 (9.849)</w:t>
+            </w:r>
+          </w:p>
+        </w:tc>
+        <w:tc>
+          <w:p>
+            <w:pPr>
+              <w:pStyle w:val="Normal"/>
+              <w:jc w:val="center"/>
+            </w:pPr>
+            <w:r>
+              <w:t>2.031 (10.238)</w:t>
+            </w:r>
+          </w:p>
+        </w:tc>
+        <w:tc>
+          <w:p>
+            <w:pPr>
+              <w:pStyle w:val="Normal"/>
+              <w:jc w:val="center"/>
+            </w:pPr>
+            <w:r>
+              <w:t>54.661 (33.477)</w:t>
+            </w:r>
+          </w:p>
+        </w:tc>
+        <w:tc>
+          <w:p>
+            <w:pPr>
+              <w:pStyle w:val="Normal"/>
+              <w:jc w:val="center"/>
+            </w:pPr>
+            <w:r>
+              <w:t>43.721 (34.893)</w:t>
             </w:r>
           </w:p>
         </w:tc>
@@ -222,95 +134,51 @@
               <w:jc w:val="left"/>
             </w:pPr>
             <w:r>
-              <w:t>2</w:t>
-            </w:r>
-          </w:p>
-        </w:tc>
-        <w:tc>
-          <w:p>
-            <w:pPr>
-              <w:pStyle w:val="Normal"/>
-              <w:jc w:val="center"/>
-            </w:pPr>
-            <w:r>
-              <w:t>correlation</w:t>
-            </w:r>
-          </w:p>
-        </w:tc>
-        <w:tc>
-          <w:p>
-            <w:pPr>
-              <w:pStyle w:val="Normal"/>
-              <w:jc w:val="center"/>
-            </w:pPr>
-            <w:r>
-              <w:t>5</w:t>
-            </w:r>
-          </w:p>
-        </w:tc>
-        <w:tc>
-          <w:p>
-            <w:pPr>
-              <w:pStyle w:val="Normal"/>
-              <w:jc w:val="center"/>
-            </w:pPr>
-            <w:r>
-              <w:t>0</w:t>
-            </w:r>
-          </w:p>
-        </w:tc>
-        <w:tc>
-          <w:p>
-            <w:pPr>
-              <w:pStyle w:val="Normal"/>
-              <w:jc w:val="center"/>
-            </w:pPr>
-            <w:r>
-              <w:t>0</w:t>
-            </w:r>
-          </w:p>
-        </w:tc>
-        <w:tc>
-          <w:p>
-            <w:pPr>
-              <w:pStyle w:val="Normal"/>
-              <w:jc w:val="center"/>
-            </w:pPr>
-            <w:r>
-              <w:t> 1</w:t>
-            </w:r>
-          </w:p>
-        </w:tc>
-        <w:tc>
-          <w:p>
-            <w:pPr>
-              <w:pStyle w:val="Normal"/>
-              <w:jc w:val="center"/>
-            </w:pPr>
-            <w:r>
-              <w:t>0</w:t>
-            </w:r>
-          </w:p>
-        </w:tc>
-        <w:tc>
-          <w:p>
-            <w:pPr>
-              <w:pStyle w:val="Normal"/>
-              <w:jc w:val="center"/>
-            </w:pPr>
-            <w:r>
-              <w:t>0</w:t>
-            </w:r>
-          </w:p>
-        </w:tc>
-        <w:tc>
-          <w:p>
-            <w:pPr>
-              <w:pStyle w:val="Normal"/>
-              <w:jc w:val="center"/>
-            </w:pPr>
-            <w:r>
-              <w:t>15</w:t>
+              <w:t>Median power</w:t>
+            </w:r>
+          </w:p>
+        </w:tc>
+        <w:tc>
+          <w:p>
+            <w:pPr>
+              <w:pStyle w:val="Normal"/>
+              <w:jc w:val="center"/>
+            </w:pPr>
+            <w:r>
+              <w:t>-0.017*** (0.001)</w:t>
+            </w:r>
+          </w:p>
+        </w:tc>
+        <w:tc>
+          <w:p>
+            <w:pPr>
+              <w:pStyle w:val="Normal"/>
+              <w:jc w:val="center"/>
+            </w:pPr>
+            <w:r>
+              <w:t>-0.017*** (0.001)</w:t>
+            </w:r>
+          </w:p>
+        </w:tc>
+        <w:tc>
+          <w:p>
+            <w:pPr>
+              <w:pStyle w:val="Normal"/>
+              <w:jc w:val="center"/>
+            </w:pPr>
+            <w:r>
+              <w:t>-0.015*** (0.002)</w:t>
+            </w:r>
+          </w:p>
+        </w:tc>
+        <w:tc>
+          <w:p>
+            <w:pPr>
+              <w:pStyle w:val="Normal"/>
+              <w:jc w:val="center"/>
+            </w:pPr>
+            <w:r>
+              <w:t>-0.014*** (0.002)</w:t>
             </w:r>
           </w:p>
         </w:tc>
@@ -323,95 +191,51 @@
               <w:jc w:val="left"/>
             </w:pPr>
             <w:r>
-              <w:t>3</w:t>
-            </w:r>
-          </w:p>
-        </w:tc>
-        <w:tc>
-          <w:p>
-            <w:pPr>
-              <w:pStyle w:val="Normal"/>
-              <w:jc w:val="center"/>
-            </w:pPr>
-            <w:r>
-              <w:t>excess risk</w:t>
-            </w:r>
-          </w:p>
-        </w:tc>
-        <w:tc>
-          <w:p>
-            <w:pPr>
-              <w:pStyle w:val="Normal"/>
-              <w:jc w:val="center"/>
-            </w:pPr>
-            <w:r>
-              <w:t>0</w:t>
-            </w:r>
-          </w:p>
-        </w:tc>
-        <w:tc>
-          <w:p>
-            <w:pPr>
-              <w:pStyle w:val="Normal"/>
-              <w:jc w:val="center"/>
-            </w:pPr>
-            <w:r>
-              <w:t>0</w:t>
-            </w:r>
-          </w:p>
-        </w:tc>
-        <w:tc>
-          <w:p>
-            <w:pPr>
-              <w:pStyle w:val="Normal"/>
-              <w:jc w:val="center"/>
-            </w:pPr>
-            <w:r>
-              <w:t>0</w:t>
-            </w:r>
-          </w:p>
-        </w:tc>
-        <w:tc>
-          <w:p>
-            <w:pPr>
-              <w:pStyle w:val="Normal"/>
-              <w:jc w:val="center"/>
-            </w:pPr>
-            <w:r>
-              <w:t>14</w:t>
-            </w:r>
-          </w:p>
-        </w:tc>
-        <w:tc>
-          <w:p>
-            <w:pPr>
-              <w:pStyle w:val="Normal"/>
-              <w:jc w:val="center"/>
-            </w:pPr>
-            <w:r>
-              <w:t>0</w:t>
-            </w:r>
-          </w:p>
-        </w:tc>
-        <w:tc>
-          <w:p>
-            <w:pPr>
-              <w:pStyle w:val="Normal"/>
-              <w:jc w:val="center"/>
-            </w:pPr>
-            <w:r>
-              <w:t>0</w:t>
-            </w:r>
-          </w:p>
-        </w:tc>
-        <w:tc>
-          <w:p>
-            <w:pPr>
-              <w:pStyle w:val="Normal"/>
-              <w:jc w:val="center"/>
-            </w:pPr>
-            <w:r>
-              <w:t>0</w:t>
+              <w:t>Experimental research design? (yes)</w:t>
+            </w:r>
+          </w:p>
+        </w:tc>
+        <w:tc>
+          <w:p>
+            <w:pPr>
+              <w:pStyle w:val="Normal"/>
+              <w:jc w:val="center"/>
+            </w:pPr>
+            <w:r>
+              <w:t>0.054* (0.031)</w:t>
+            </w:r>
+          </w:p>
+        </w:tc>
+        <w:tc>
+          <w:p>
+            <w:pPr>
+              <w:pStyle w:val="Normal"/>
+              <w:jc w:val="center"/>
+            </w:pPr>
+            <w:r>
+              <w:t>0.038 (0.035)</w:t>
+            </w:r>
+          </w:p>
+        </w:tc>
+        <w:tc>
+          <w:p>
+            <w:pPr>
+              <w:pStyle w:val="Normal"/>
+              <w:jc w:val="center"/>
+            </w:pPr>
+            <w:r>
+              <w:t>0.106 (0.095)</w:t>
+            </w:r>
+          </w:p>
+        </w:tc>
+        <w:tc>
+          <w:p>
+            <w:pPr>
+              <w:pStyle w:val="Normal"/>
+              <w:jc w:val="center"/>
+            </w:pPr>
+            <w:r>
+              <w:t>0.039 (0.078)</w:t>
             </w:r>
           </w:p>
         </w:tc>
@@ -424,95 +248,51 @@
               <w:jc w:val="left"/>
             </w:pPr>
             <w:r>
-              <w:t>4</w:t>
-            </w:r>
-          </w:p>
-        </w:tc>
-        <w:tc>
-          <w:p>
-            <w:pPr>
-              <w:pStyle w:val="Normal"/>
-              <w:jc w:val="center"/>
-            </w:pPr>
-            <w:r>
-              <w:t>fisher's z</w:t>
-            </w:r>
-          </w:p>
-        </w:tc>
-        <w:tc>
-          <w:p>
-            <w:pPr>
-              <w:pStyle w:val="Normal"/>
-              <w:jc w:val="center"/>
-            </w:pPr>
-            <w:r>
-              <w:t>4</w:t>
-            </w:r>
-          </w:p>
-        </w:tc>
-        <w:tc>
-          <w:p>
-            <w:pPr>
-              <w:pStyle w:val="Normal"/>
-              <w:jc w:val="center"/>
-            </w:pPr>
-            <w:r>
-              <w:t>2</w:t>
-            </w:r>
-          </w:p>
-        </w:tc>
-        <w:tc>
-          <w:p>
-            <w:pPr>
-              <w:pStyle w:val="Normal"/>
-              <w:jc w:val="center"/>
-            </w:pPr>
-            <w:r>
-              <w:t>0</w:t>
-            </w:r>
-          </w:p>
-        </w:tc>
-        <w:tc>
-          <w:p>
-            <w:pPr>
-              <w:pStyle w:val="Normal"/>
-              <w:jc w:val="center"/>
-            </w:pPr>
-            <w:r>
-              <w:t> 0</w:t>
-            </w:r>
-          </w:p>
-        </w:tc>
-        <w:tc>
-          <w:p>
-            <w:pPr>
-              <w:pStyle w:val="Normal"/>
-              <w:jc w:val="center"/>
-            </w:pPr>
-            <w:r>
-              <w:t>0</w:t>
-            </w:r>
-          </w:p>
-        </w:tc>
-        <w:tc>
-          <w:p>
-            <w:pPr>
-              <w:pStyle w:val="Normal"/>
-              <w:jc w:val="center"/>
-            </w:pPr>
-            <w:r>
-              <w:t>8</w:t>
-            </w:r>
-          </w:p>
-        </w:tc>
-        <w:tc>
-          <w:p>
-            <w:pPr>
-              <w:pStyle w:val="Normal"/>
-              <w:jc w:val="center"/>
-            </w:pPr>
-            <w:r>
-              <w:t>1</w:t>
+              <w:t>Followed reporting guidelines? (yes)</w:t>
+            </w:r>
+          </w:p>
+        </w:tc>
+        <w:tc>
+          <w:p>
+            <w:pPr>
+              <w:pStyle w:val="Normal"/>
+              <w:jc w:val="center"/>
+            </w:pPr>
+            <w:r>
+              <w:t>0.025 (0.027)</w:t>
+            </w:r>
+          </w:p>
+        </w:tc>
+        <w:tc>
+          <w:p>
+            <w:pPr>
+              <w:pStyle w:val="Normal"/>
+              <w:jc w:val="center"/>
+            </w:pPr>
+            <w:r>
+              <w:t>0.028 (0.036)</w:t>
+            </w:r>
+          </w:p>
+        </w:tc>
+        <w:tc>
+          <w:p>
+            <w:pPr>
+              <w:pStyle w:val="Normal"/>
+              <w:jc w:val="center"/>
+            </w:pPr>
+            <w:r>
+              <w:t>0.092 (0.132)</w:t>
+            </w:r>
+          </w:p>
+        </w:tc>
+        <w:tc>
+          <w:p>
+            <w:pPr>
+              <w:pStyle w:val="Normal"/>
+              <w:jc w:val="center"/>
+            </w:pPr>
+            <w:r>
+              <w:t>0.127 (0.111)</w:t>
             </w:r>
           </w:p>
         </w:tc>
@@ -525,95 +305,51 @@
               <w:jc w:val="left"/>
             </w:pPr>
             <w:r>
-              <w:t>5</w:t>
-            </w:r>
-          </w:p>
-        </w:tc>
-        <w:tc>
-          <w:p>
-            <w:pPr>
-              <w:pStyle w:val="Normal"/>
-              <w:jc w:val="center"/>
-            </w:pPr>
-            <w:r>
-              <w:t>hedge's g</w:t>
-            </w:r>
-          </w:p>
-        </w:tc>
-        <w:tc>
-          <w:p>
-            <w:pPr>
-              <w:pStyle w:val="Normal"/>
-              <w:jc w:val="center"/>
-            </w:pPr>
-            <w:r>
-              <w:t>55</w:t>
-            </w:r>
-          </w:p>
-        </w:tc>
-        <w:tc>
-          <w:p>
-            <w:pPr>
-              <w:pStyle w:val="Normal"/>
-              <w:jc w:val="center"/>
-            </w:pPr>
-            <w:r>
-              <w:t>13</w:t>
-            </w:r>
-          </w:p>
-        </w:tc>
-        <w:tc>
-          <w:p>
-            <w:pPr>
-              <w:pStyle w:val="Normal"/>
-              <w:jc w:val="center"/>
-            </w:pPr>
-            <w:r>
-              <w:t>1</w:t>
-            </w:r>
-          </w:p>
-        </w:tc>
-        <w:tc>
-          <w:p>
-            <w:pPr>
-              <w:pStyle w:val="Normal"/>
-              <w:jc w:val="center"/>
-            </w:pPr>
-            <w:r>
-              <w:t>22</w:t>
-            </w:r>
-          </w:p>
-        </w:tc>
-        <w:tc>
-          <w:p>
-            <w:pPr>
-              <w:pStyle w:val="Normal"/>
-              <w:jc w:val="center"/>
-            </w:pPr>
-            <w:r>
-              <w:t>0</w:t>
-            </w:r>
-          </w:p>
-        </w:tc>
-        <w:tc>
-          <w:p>
-            <w:pPr>
-              <w:pStyle w:val="Normal"/>
-              <w:jc w:val="center"/>
-            </w:pPr>
-            <w:r>
-              <w:t>51</w:t>
-            </w:r>
-          </w:p>
-        </w:tc>
-        <w:tc>
-          <w:p>
-            <w:pPr>
-              <w:pStyle w:val="Normal"/>
-              <w:jc w:val="center"/>
-            </w:pPr>
-            <w:r>
-              <w:t>1</w:t>
+              <w:t>Protocol registered? (yes)</w:t>
+            </w:r>
+          </w:p>
+        </w:tc>
+        <w:tc>
+          <w:p>
+            <w:pPr>
+              <w:pStyle w:val="Normal"/>
+              <w:jc w:val="center"/>
+            </w:pPr>
+            <w:r>
+              <w:t>-0.044 (0.032)</w:t>
+            </w:r>
+          </w:p>
+        </w:tc>
+        <w:tc>
+          <w:p>
+            <w:pPr>
+              <w:pStyle w:val="Normal"/>
+              <w:jc w:val="center"/>
+            </w:pPr>
+            <w:r>
+              <w:t>-0.060 (0.038)</w:t>
+            </w:r>
+          </w:p>
+        </w:tc>
+        <w:tc>
+          <w:p>
+            <w:pPr>
+              <w:pStyle w:val="Normal"/>
+              <w:jc w:val="center"/>
+            </w:pPr>
+            <w:r>
+              <w:t>0.087 (0.083)</w:t>
+            </w:r>
+          </w:p>
+        </w:tc>
+        <w:tc>
+          <w:p>
+            <w:pPr>
+              <w:pStyle w:val="Normal"/>
+              <w:jc w:val="center"/>
+            </w:pPr>
+            <w:r>
+              <w:t>0.027 (0.089)</w:t>
             </w:r>
           </w:p>
         </w:tc>
@@ -626,95 +362,51 @@
               <w:jc w:val="left"/>
             </w:pPr>
             <w:r>
-              <w:t>6</w:t>
-            </w:r>
-          </w:p>
-        </w:tc>
-        <w:tc>
-          <w:p>
-            <w:pPr>
-              <w:pStyle w:val="Normal"/>
-              <w:jc w:val="center"/>
-            </w:pPr>
-            <w:r>
-              <w:t>lnRR</w:t>
-            </w:r>
-          </w:p>
-        </w:tc>
-        <w:tc>
-          <w:p>
-            <w:pPr>
-              <w:pStyle w:val="Normal"/>
-              <w:jc w:val="center"/>
-            </w:pPr>
-            <w:r>
-              <w:t>90</w:t>
-            </w:r>
-          </w:p>
-        </w:tc>
-        <w:tc>
-          <w:p>
-            <w:pPr>
-              <w:pStyle w:val="Normal"/>
-              <w:jc w:val="center"/>
-            </w:pPr>
-            <w:r>
-              <w:t>32</w:t>
-            </w:r>
-          </w:p>
-        </w:tc>
-        <w:tc>
-          <w:p>
-            <w:pPr>
-              <w:pStyle w:val="Normal"/>
-              <w:jc w:val="center"/>
-            </w:pPr>
-            <w:r>
-              <w:t>36</w:t>
-            </w:r>
-          </w:p>
-        </w:tc>
-        <w:tc>
-          <w:p>
-            <w:pPr>
-              <w:pStyle w:val="Normal"/>
-              <w:jc w:val="center"/>
-            </w:pPr>
-            <w:r>
-              <w:t>22</w:t>
-            </w:r>
-          </w:p>
-        </w:tc>
-        <w:tc>
-          <w:p>
-            <w:pPr>
-              <w:pStyle w:val="Normal"/>
-              <w:jc w:val="center"/>
-            </w:pPr>
-            <w:r>
-              <w:t>19</w:t>
-            </w:r>
-          </w:p>
-        </w:tc>
-        <w:tc>
-          <w:p>
-            <w:pPr>
-              <w:pStyle w:val="Normal"/>
-              <w:jc w:val="center"/>
-            </w:pPr>
-            <w:r>
-              <w:t>31</w:t>
-            </w:r>
-          </w:p>
-        </w:tc>
-        <w:tc>
-          <w:p>
-            <w:pPr>
-              <w:pStyle w:val="Normal"/>
-              <w:jc w:val="center"/>
-            </w:pPr>
-            <w:r>
-              <w:t>2</w:t>
+              <w:t>Log number of independent studies</w:t>
+            </w:r>
+          </w:p>
+        </w:tc>
+        <w:tc>
+          <w:p>
+            <w:pPr>
+              <w:pStyle w:val="Normal"/>
+              <w:jc w:val="center"/>
+            </w:pPr>
+            <w:r>
+              <w:t>0.012 (0.016)</w:t>
+            </w:r>
+          </w:p>
+        </w:tc>
+        <w:tc>
+          <w:p>
+            <w:pPr>
+              <w:pStyle w:val="Normal"/>
+              <w:jc w:val="center"/>
+            </w:pPr>
+            <w:r>
+              <w:t>0.013 (0.017)</w:t>
+            </w:r>
+          </w:p>
+        </w:tc>
+        <w:tc>
+          <w:p>
+            <w:pPr>
+              <w:pStyle w:val="Normal"/>
+              <w:jc w:val="center"/>
+            </w:pPr>
+            <w:r>
+              <w:t>-0.158*** (0.053)</w:t>
+            </w:r>
+          </w:p>
+        </w:tc>
+        <w:tc>
+          <w:p>
+            <w:pPr>
+              <w:pStyle w:val="Normal"/>
+              <w:jc w:val="center"/>
+            </w:pPr>
+            <w:r>
+              <w:t>-0.134*** (0.042)</w:t>
             </w:r>
           </w:p>
         </w:tc>
@@ -727,95 +419,51 @@
               <w:jc w:val="left"/>
             </w:pPr>
             <w:r>
-              <w:t>7</w:t>
-            </w:r>
-          </w:p>
-        </w:tc>
-        <w:tc>
-          <w:p>
-            <w:pPr>
-              <w:pStyle w:val="Normal"/>
-              <w:jc w:val="center"/>
-            </w:pPr>
-            <w:r>
-              <w:t>log-mean ratio</w:t>
-            </w:r>
-          </w:p>
-        </w:tc>
-        <w:tc>
-          <w:p>
-            <w:pPr>
-              <w:pStyle w:val="Normal"/>
-              <w:jc w:val="center"/>
-            </w:pPr>
-            <w:r>
-              <w:t>0</w:t>
-            </w:r>
-          </w:p>
-        </w:tc>
-        <w:tc>
-          <w:p>
-            <w:pPr>
-              <w:pStyle w:val="Normal"/>
-              <w:jc w:val="center"/>
-            </w:pPr>
-            <w:r>
-              <w:t>0</w:t>
-            </w:r>
-          </w:p>
-        </w:tc>
-        <w:tc>
-          <w:p>
-            <w:pPr>
-              <w:pStyle w:val="Normal"/>
-              <w:jc w:val="center"/>
-            </w:pPr>
-            <w:r>
-              <w:t>0</w:t>
-            </w:r>
-          </w:p>
-        </w:tc>
-        <w:tc>
-          <w:p>
-            <w:pPr>
-              <w:pStyle w:val="Normal"/>
-              <w:jc w:val="center"/>
-            </w:pPr>
-            <w:r>
-              <w:t> 1</w:t>
-            </w:r>
-          </w:p>
-        </w:tc>
-        <w:tc>
-          <w:p>
-            <w:pPr>
-              <w:pStyle w:val="Normal"/>
-              <w:jc w:val="center"/>
-            </w:pPr>
-            <w:r>
-              <w:t>0</w:t>
-            </w:r>
-          </w:p>
-        </w:tc>
-        <w:tc>
-          <w:p>
-            <w:pPr>
-              <w:pStyle w:val="Normal"/>
-              <w:jc w:val="center"/>
-            </w:pPr>
-            <w:r>
-              <w:t>0</w:t>
-            </w:r>
-          </w:p>
-        </w:tc>
-        <w:tc>
-          <w:p>
-            <w:pPr>
-              <w:pStyle w:val="Normal"/>
-              <w:jc w:val="center"/>
-            </w:pPr>
-            <w:r>
-              <w:t>0</w:t>
+              <w:t>Log journal impact factor</w:t>
+            </w:r>
+          </w:p>
+        </w:tc>
+        <w:tc>
+          <w:p>
+            <w:pPr>
+              <w:pStyle w:val="Normal"/>
+              <w:jc w:val="center"/>
+            </w:pPr>
+            <w:r>
+              <w:t>0.008 (0.032)</w:t>
+            </w:r>
+          </w:p>
+        </w:tc>
+        <w:tc>
+          <w:p>
+            <w:pPr>
+              <w:pStyle w:val="Normal"/>
+              <w:jc w:val="center"/>
+            </w:pPr>
+            <w:r>
+              <w:t>0.033 (0.034)</w:t>
+            </w:r>
+          </w:p>
+        </w:tc>
+        <w:tc>
+          <w:p>
+            <w:pPr>
+              <w:pStyle w:val="Normal"/>
+              <w:jc w:val="center"/>
+            </w:pPr>
+            <w:r>
+              <w:t>-0.032 (0.075)</w:t>
+            </w:r>
+          </w:p>
+        </w:tc>
+        <w:tc>
+          <w:p>
+            <w:pPr>
+              <w:pStyle w:val="Normal"/>
+              <w:jc w:val="center"/>
+            </w:pPr>
+            <w:r>
+              <w:t>-0.010 (0.076)</w:t>
             </w:r>
           </w:p>
         </w:tc>
@@ -828,95 +476,51 @@
               <w:jc w:val="left"/>
             </w:pPr>
             <w:r>
-              <w:t>8</w:t>
-            </w:r>
-          </w:p>
-        </w:tc>
-        <w:tc>
-          <w:p>
-            <w:pPr>
-              <w:pStyle w:val="Normal"/>
-              <w:jc w:val="center"/>
-            </w:pPr>
-            <w:r>
-              <w:t>logHR</w:t>
-            </w:r>
-          </w:p>
-        </w:tc>
-        <w:tc>
-          <w:p>
-            <w:pPr>
-              <w:pStyle w:val="Normal"/>
-              <w:jc w:val="center"/>
-            </w:pPr>
-            <w:r>
-              <w:t>0</w:t>
-            </w:r>
-          </w:p>
-        </w:tc>
-        <w:tc>
-          <w:p>
-            <w:pPr>
-              <w:pStyle w:val="Normal"/>
-              <w:jc w:val="center"/>
-            </w:pPr>
-            <w:r>
-              <w:t>0</w:t>
-            </w:r>
-          </w:p>
-        </w:tc>
-        <w:tc>
-          <w:p>
-            <w:pPr>
-              <w:pStyle w:val="Normal"/>
-              <w:jc w:val="center"/>
-            </w:pPr>
-            <w:r>
-              <w:t>0</w:t>
-            </w:r>
-          </w:p>
-        </w:tc>
-        <w:tc>
-          <w:p>
-            <w:pPr>
-              <w:pStyle w:val="Normal"/>
-              <w:jc w:val="center"/>
-            </w:pPr>
-            <w:r>
-              <w:t> 7</w:t>
-            </w:r>
-          </w:p>
-        </w:tc>
-        <w:tc>
-          <w:p>
-            <w:pPr>
-              <w:pStyle w:val="Normal"/>
-              <w:jc w:val="center"/>
-            </w:pPr>
-            <w:r>
-              <w:t>0</w:t>
-            </w:r>
-          </w:p>
-        </w:tc>
-        <w:tc>
-          <w:p>
-            <w:pPr>
-              <w:pStyle w:val="Normal"/>
-              <w:jc w:val="center"/>
-            </w:pPr>
-            <w:r>
-              <w:t>0</w:t>
-            </w:r>
-          </w:p>
-        </w:tc>
-        <w:tc>
-          <w:p>
-            <w:pPr>
-              <w:pStyle w:val="Normal"/>
-              <w:jc w:val="center"/>
-            </w:pPr>
-            <w:r>
-              <w:t>0</w:t>
+              <w:t>Publication year</w:t>
+            </w:r>
+          </w:p>
+        </w:tc>
+        <w:tc>
+          <w:p>
+            <w:pPr>
+              <w:pStyle w:val="Normal"/>
+              <w:jc w:val="center"/>
+            </w:pPr>
+            <w:r>
+              <w:t>-0.003 (0.005)</w:t>
+            </w:r>
+          </w:p>
+        </w:tc>
+        <w:tc>
+          <w:p>
+            <w:pPr>
+              <w:pStyle w:val="Normal"/>
+              <w:jc w:val="center"/>
+            </w:pPr>
+            <w:r>
+              <w:t>-0.001 (0.005)</w:t>
+            </w:r>
+          </w:p>
+        </w:tc>
+        <w:tc>
+          <w:p>
+            <w:pPr>
+              <w:pStyle w:val="Normal"/>
+              <w:jc w:val="center"/>
+            </w:pPr>
+            <w:r>
+              <w:t>-0.027 (0.017)</w:t>
+            </w:r>
+          </w:p>
+        </w:tc>
+        <w:tc>
+          <w:p>
+            <w:pPr>
+              <w:pStyle w:val="Normal"/>
+              <w:jc w:val="center"/>
+            </w:pPr>
+            <w:r>
+              <w:t>-0.022 (0.017)</w:t>
             </w:r>
           </w:p>
         </w:tc>
@@ -929,95 +533,51 @@
               <w:jc w:val="left"/>
             </w:pPr>
             <w:r>
-              <w:t>9</w:t>
-            </w:r>
-          </w:p>
-        </w:tc>
-        <w:tc>
-          <w:p>
-            <w:pPr>
-              <w:pStyle w:val="Normal"/>
-              <w:jc w:val="center"/>
-            </w:pPr>
-            <w:r>
-              <w:t>logOR</w:t>
-            </w:r>
-          </w:p>
-        </w:tc>
-        <w:tc>
-          <w:p>
-            <w:pPr>
-              <w:pStyle w:val="Normal"/>
-              <w:jc w:val="center"/>
-            </w:pPr>
-            <w:r>
-              <w:t>0</w:t>
-            </w:r>
-          </w:p>
-        </w:tc>
-        <w:tc>
-          <w:p>
-            <w:pPr>
-              <w:pStyle w:val="Normal"/>
-              <w:jc w:val="center"/>
-            </w:pPr>
-            <w:r>
-              <w:t>2</w:t>
-            </w:r>
-          </w:p>
-        </w:tc>
-        <w:tc>
-          <w:p>
-            <w:pPr>
-              <w:pStyle w:val="Normal"/>
-              <w:jc w:val="center"/>
-            </w:pPr>
-            <w:r>
-              <w:t>0</w:t>
-            </w:r>
-          </w:p>
-        </w:tc>
-        <w:tc>
-          <w:p>
-            <w:pPr>
-              <w:pStyle w:val="Normal"/>
-              <w:jc w:val="center"/>
-            </w:pPr>
-            <w:r>
-              <w:t>112</w:t>
-            </w:r>
-          </w:p>
-        </w:tc>
-        <w:tc>
-          <w:p>
-            <w:pPr>
-              <w:pStyle w:val="Normal"/>
-              <w:jc w:val="center"/>
-            </w:pPr>
-            <w:r>
-              <w:t>0</w:t>
-            </w:r>
-          </w:p>
-        </w:tc>
-        <w:tc>
-          <w:p>
-            <w:pPr>
-              <w:pStyle w:val="Normal"/>
-              <w:jc w:val="center"/>
-            </w:pPr>
-            <w:r>
-              <w:t>4</w:t>
-            </w:r>
-          </w:p>
-        </w:tc>
-        <w:tc>
-          <w:p>
-            <w:pPr>
-              <w:pStyle w:val="Normal"/>
-              <w:jc w:val="center"/>
-            </w:pPr>
-            <w:r>
-              <w:t>17</w:t>
+              <w:t>Environmental Chemistry</w:t>
+            </w:r>
+          </w:p>
+        </w:tc>
+        <w:tc>
+          <w:p>
+            <w:pPr>
+              <w:pStyle w:val="Normal"/>
+              <w:jc w:val="center"/>
+            </w:pPr>
+            <w:r>
+              <w:t/>
+            </w:r>
+          </w:p>
+        </w:tc>
+        <w:tc>
+          <w:p>
+            <w:pPr>
+              <w:pStyle w:val="Normal"/>
+              <w:jc w:val="center"/>
+            </w:pPr>
+            <w:r>
+              <w:t>-0.087** (0.038)</w:t>
+            </w:r>
+          </w:p>
+        </w:tc>
+        <w:tc>
+          <w:p>
+            <w:pPr>
+              <w:pStyle w:val="Normal"/>
+              <w:jc w:val="center"/>
+            </w:pPr>
+            <w:r>
+              <w:t/>
+            </w:r>
+          </w:p>
+        </w:tc>
+        <w:tc>
+          <w:p>
+            <w:pPr>
+              <w:pStyle w:val="Normal"/>
+              <w:jc w:val="center"/>
+            </w:pPr>
+            <w:r>
+              <w:t>-0.205** (0.092)</w:t>
             </w:r>
           </w:p>
         </w:tc>
@@ -1030,95 +590,51 @@
               <w:jc w:val="left"/>
             </w:pPr>
             <w:r>
-              <w:t>10</w:t>
-            </w:r>
-          </w:p>
-        </w:tc>
-        <w:tc>
-          <w:p>
-            <w:pPr>
-              <w:pStyle w:val="Normal"/>
-              <w:jc w:val="center"/>
-            </w:pPr>
-            <w:r>
-              <w:t>logRR</w:t>
-            </w:r>
-          </w:p>
-        </w:tc>
-        <w:tc>
-          <w:p>
-            <w:pPr>
-              <w:pStyle w:val="Normal"/>
-              <w:jc w:val="center"/>
-            </w:pPr>
-            <w:r>
-              <w:t>0</w:t>
-            </w:r>
-          </w:p>
-        </w:tc>
-        <w:tc>
-          <w:p>
-            <w:pPr>
-              <w:pStyle w:val="Normal"/>
-              <w:jc w:val="center"/>
-            </w:pPr>
-            <w:r>
-              <w:t>3</w:t>
-            </w:r>
-          </w:p>
-        </w:tc>
-        <w:tc>
-          <w:p>
-            <w:pPr>
-              <w:pStyle w:val="Normal"/>
-              <w:jc w:val="center"/>
-            </w:pPr>
-            <w:r>
-              <w:t>0</w:t>
-            </w:r>
-          </w:p>
-        </w:tc>
-        <w:tc>
-          <w:p>
-            <w:pPr>
-              <w:pStyle w:val="Normal"/>
-              <w:jc w:val="center"/>
-            </w:pPr>
-            <w:r>
-              <w:t>36</w:t>
-            </w:r>
-          </w:p>
-        </w:tc>
-        <w:tc>
-          <w:p>
-            <w:pPr>
-              <w:pStyle w:val="Normal"/>
-              <w:jc w:val="center"/>
-            </w:pPr>
-            <w:r>
-              <w:t>0</w:t>
-            </w:r>
-          </w:p>
-        </w:tc>
-        <w:tc>
-          <w:p>
-            <w:pPr>
-              <w:pStyle w:val="Normal"/>
-              <w:jc w:val="center"/>
-            </w:pPr>
-            <w:r>
-              <w:t>2</w:t>
-            </w:r>
-          </w:p>
-        </w:tc>
-        <w:tc>
-          <w:p>
-            <w:pPr>
-              <w:pStyle w:val="Normal"/>
-              <w:jc w:val="center"/>
-            </w:pPr>
-            <w:r>
-              <w:t>0</w:t>
+              <w:t>Environmental Engineering</w:t>
+            </w:r>
+          </w:p>
+        </w:tc>
+        <w:tc>
+          <w:p>
+            <w:pPr>
+              <w:pStyle w:val="Normal"/>
+              <w:jc w:val="center"/>
+            </w:pPr>
+            <w:r>
+              <w:t/>
+            </w:r>
+          </w:p>
+        </w:tc>
+        <w:tc>
+          <w:p>
+            <w:pPr>
+              <w:pStyle w:val="Normal"/>
+              <w:jc w:val="center"/>
+            </w:pPr>
+            <w:r>
+              <w:t>-0.048 (0.057)</w:t>
+            </w:r>
+          </w:p>
+        </w:tc>
+        <w:tc>
+          <w:p>
+            <w:pPr>
+              <w:pStyle w:val="Normal"/>
+              <w:jc w:val="center"/>
+            </w:pPr>
+            <w:r>
+              <w:t/>
+            </w:r>
+          </w:p>
+        </w:tc>
+        <w:tc>
+          <w:p>
+            <w:pPr>
+              <w:pStyle w:val="Normal"/>
+              <w:jc w:val="center"/>
+            </w:pPr>
+            <w:r>
+              <w:t>-0.276 (0.189)</w:t>
             </w:r>
           </w:p>
         </w:tc>
@@ -1131,95 +647,51 @@
               <w:jc w:val="left"/>
             </w:pPr>
             <w:r>
-              <w:t>11</w:t>
-            </w:r>
-          </w:p>
-        </w:tc>
-        <w:tc>
-          <w:p>
-            <w:pPr>
-              <w:pStyle w:val="Normal"/>
-              <w:jc w:val="center"/>
-            </w:pPr>
-            <w:r>
-              <w:t>mean</w:t>
-            </w:r>
-          </w:p>
-        </w:tc>
-        <w:tc>
-          <w:p>
-            <w:pPr>
-              <w:pStyle w:val="Normal"/>
-              <w:jc w:val="center"/>
-            </w:pPr>
-            <w:r>
-              <w:t>0</w:t>
-            </w:r>
-          </w:p>
-        </w:tc>
-        <w:tc>
-          <w:p>
-            <w:pPr>
-              <w:pStyle w:val="Normal"/>
-              <w:jc w:val="center"/>
-            </w:pPr>
-            <w:r>
-              <w:t>1</w:t>
-            </w:r>
-          </w:p>
-        </w:tc>
-        <w:tc>
-          <w:p>
-            <w:pPr>
-              <w:pStyle w:val="Normal"/>
-              <w:jc w:val="center"/>
-            </w:pPr>
-            <w:r>
-              <w:t>0</w:t>
-            </w:r>
-          </w:p>
-        </w:tc>
-        <w:tc>
-          <w:p>
-            <w:pPr>
-              <w:pStyle w:val="Normal"/>
-              <w:jc w:val="center"/>
-            </w:pPr>
-            <w:r>
-              <w:t> 1</w:t>
-            </w:r>
-          </w:p>
-        </w:tc>
-        <w:tc>
-          <w:p>
-            <w:pPr>
-              <w:pStyle w:val="Normal"/>
-              <w:jc w:val="center"/>
-            </w:pPr>
-            <w:r>
-              <w:t>0</w:t>
-            </w:r>
-          </w:p>
-        </w:tc>
-        <w:tc>
-          <w:p>
-            <w:pPr>
-              <w:pStyle w:val="Normal"/>
-              <w:jc w:val="center"/>
-            </w:pPr>
-            <w:r>
-              <w:t>0</w:t>
-            </w:r>
-          </w:p>
-        </w:tc>
-        <w:tc>
-          <w:p>
-            <w:pPr>
-              <w:pStyle w:val="Normal"/>
-              <w:jc w:val="center"/>
-            </w:pPr>
-            <w:r>
-              <w:t>2</w:t>
+              <w:t>Health, Toxicology and Mutagenesis</w:t>
+            </w:r>
+          </w:p>
+        </w:tc>
+        <w:tc>
+          <w:p>
+            <w:pPr>
+              <w:pStyle w:val="Normal"/>
+              <w:jc w:val="center"/>
+            </w:pPr>
+            <w:r>
+              <w:t/>
+            </w:r>
+          </w:p>
+        </w:tc>
+        <w:tc>
+          <w:p>
+            <w:pPr>
+              <w:pStyle w:val="Normal"/>
+              <w:jc w:val="center"/>
+            </w:pPr>
+            <w:r>
+              <w:t>-0.120 (0.091)</w:t>
+            </w:r>
+          </w:p>
+        </w:tc>
+        <w:tc>
+          <w:p>
+            <w:pPr>
+              <w:pStyle w:val="Normal"/>
+              <w:jc w:val="center"/>
+            </w:pPr>
+            <w:r>
+              <w:t/>
+            </w:r>
+          </w:p>
+        </w:tc>
+        <w:tc>
+          <w:p>
+            <w:pPr>
+              <w:pStyle w:val="Normal"/>
+              <w:jc w:val="center"/>
+            </w:pPr>
+            <w:r>
+              <w:t>-0.345*** (0.130)</w:t>
             </w:r>
           </w:p>
         </w:tc>
@@ -1232,95 +704,51 @@
               <w:jc w:val="left"/>
             </w:pPr>
             <w:r>
-              <w:t>12</w:t>
-            </w:r>
-          </w:p>
-        </w:tc>
-        <w:tc>
-          <w:p>
-            <w:pPr>
-              <w:pStyle w:val="Normal"/>
-              <w:jc w:val="center"/>
-            </w:pPr>
-            <w:r>
-              <w:t>mean difference</w:t>
-            </w:r>
-          </w:p>
-        </w:tc>
-        <w:tc>
-          <w:p>
-            <w:pPr>
-              <w:pStyle w:val="Normal"/>
-              <w:jc w:val="center"/>
-            </w:pPr>
-            <w:r>
-              <w:t>0</w:t>
-            </w:r>
-          </w:p>
-        </w:tc>
-        <w:tc>
-          <w:p>
-            <w:pPr>
-              <w:pStyle w:val="Normal"/>
-              <w:jc w:val="center"/>
-            </w:pPr>
-            <w:r>
-              <w:t>2</w:t>
-            </w:r>
-          </w:p>
-        </w:tc>
-        <w:tc>
-          <w:p>
-            <w:pPr>
-              <w:pStyle w:val="Normal"/>
-              <w:jc w:val="center"/>
-            </w:pPr>
-            <w:r>
-              <w:t>0</w:t>
-            </w:r>
-          </w:p>
-        </w:tc>
-        <w:tc>
-          <w:p>
-            <w:pPr>
-              <w:pStyle w:val="Normal"/>
-              <w:jc w:val="center"/>
-            </w:pPr>
-            <w:r>
-              <w:t> 2</w:t>
-            </w:r>
-          </w:p>
-        </w:tc>
-        <w:tc>
-          <w:p>
-            <w:pPr>
-              <w:pStyle w:val="Normal"/>
-              <w:jc w:val="center"/>
-            </w:pPr>
-            <w:r>
-              <w:t>0</w:t>
-            </w:r>
-          </w:p>
-        </w:tc>
-        <w:tc>
-          <w:p>
-            <w:pPr>
-              <w:pStyle w:val="Normal"/>
-              <w:jc w:val="center"/>
-            </w:pPr>
-            <w:r>
-              <w:t>0</w:t>
-            </w:r>
-          </w:p>
-        </w:tc>
-        <w:tc>
-          <w:p>
-            <w:pPr>
-              <w:pStyle w:val="Normal"/>
-              <w:jc w:val="center"/>
-            </w:pPr>
-            <w:r>
-              <w:t>0</w:t>
+              <w:t>Management, Monitoring, Policy and Law</w:t>
+            </w:r>
+          </w:p>
+        </w:tc>
+        <w:tc>
+          <w:p>
+            <w:pPr>
+              <w:pStyle w:val="Normal"/>
+              <w:jc w:val="center"/>
+            </w:pPr>
+            <w:r>
+              <w:t/>
+            </w:r>
+          </w:p>
+        </w:tc>
+        <w:tc>
+          <w:p>
+            <w:pPr>
+              <w:pStyle w:val="Normal"/>
+              <w:jc w:val="center"/>
+            </w:pPr>
+            <w:r>
+              <w:t>0.065* (0.035)</w:t>
+            </w:r>
+          </w:p>
+        </w:tc>
+        <w:tc>
+          <w:p>
+            <w:pPr>
+              <w:pStyle w:val="Normal"/>
+              <w:jc w:val="center"/>
+            </w:pPr>
+            <w:r>
+              <w:t/>
+            </w:r>
+          </w:p>
+        </w:tc>
+        <w:tc>
+          <w:p>
+            <w:pPr>
+              <w:pStyle w:val="Normal"/>
+              <w:jc w:val="center"/>
+            </w:pPr>
+            <w:r>
+              <w:t>0.367** (0.165)</w:t>
             </w:r>
           </w:p>
         </w:tc>
@@ -1333,95 +761,51 @@
               <w:jc w:val="left"/>
             </w:pPr>
             <w:r>
-              <w:t>13</w:t>
-            </w:r>
-          </w:p>
-        </w:tc>
-        <w:tc>
-          <w:p>
-            <w:pPr>
-              <w:pStyle w:val="Normal"/>
-              <w:jc w:val="center"/>
-            </w:pPr>
-            <w:r>
-              <w:t>percentage change</w:t>
-            </w:r>
-          </w:p>
-        </w:tc>
-        <w:tc>
-          <w:p>
-            <w:pPr>
-              <w:pStyle w:val="Normal"/>
-              <w:jc w:val="center"/>
-            </w:pPr>
-            <w:r>
-              <w:t>0</w:t>
-            </w:r>
-          </w:p>
-        </w:tc>
-        <w:tc>
-          <w:p>
-            <w:pPr>
-              <w:pStyle w:val="Normal"/>
-              <w:jc w:val="center"/>
-            </w:pPr>
-            <w:r>
-              <w:t>1</w:t>
-            </w:r>
-          </w:p>
-        </w:tc>
-        <w:tc>
-          <w:p>
-            <w:pPr>
-              <w:pStyle w:val="Normal"/>
-              <w:jc w:val="center"/>
-            </w:pPr>
-            <w:r>
-              <w:t>0</w:t>
-            </w:r>
-          </w:p>
-        </w:tc>
-        <w:tc>
-          <w:p>
-            <w:pPr>
-              <w:pStyle w:val="Normal"/>
-              <w:jc w:val="center"/>
-            </w:pPr>
-            <w:r>
-              <w:t>24</w:t>
-            </w:r>
-          </w:p>
-        </w:tc>
-        <w:tc>
-          <w:p>
-            <w:pPr>
-              <w:pStyle w:val="Normal"/>
-              <w:jc w:val="center"/>
-            </w:pPr>
-            <w:r>
-              <w:t>0</w:t>
-            </w:r>
-          </w:p>
-        </w:tc>
-        <w:tc>
-          <w:p>
-            <w:pPr>
-              <w:pStyle w:val="Normal"/>
-              <w:jc w:val="center"/>
-            </w:pPr>
-            <w:r>
-              <w:t>0</w:t>
-            </w:r>
-          </w:p>
-        </w:tc>
-        <w:tc>
-          <w:p>
-            <w:pPr>
-              <w:pStyle w:val="Normal"/>
-              <w:jc w:val="center"/>
-            </w:pPr>
-            <w:r>
-              <w:t>0</w:t>
+              <w:t>Nature and Landscape Conservation</w:t>
+            </w:r>
+          </w:p>
+        </w:tc>
+        <w:tc>
+          <w:p>
+            <w:pPr>
+              <w:pStyle w:val="Normal"/>
+              <w:jc w:val="center"/>
+            </w:pPr>
+            <w:r>
+              <w:t/>
+            </w:r>
+          </w:p>
+        </w:tc>
+        <w:tc>
+          <w:p>
+            <w:pPr>
+              <w:pStyle w:val="Normal"/>
+              <w:jc w:val="center"/>
+            </w:pPr>
+            <w:r>
+              <w:t>-0.023 (0.027)</w:t>
+            </w:r>
+          </w:p>
+        </w:tc>
+        <w:tc>
+          <w:p>
+            <w:pPr>
+              <w:pStyle w:val="Normal"/>
+              <w:jc w:val="center"/>
+            </w:pPr>
+            <w:r>
+              <w:t/>
+            </w:r>
+          </w:p>
+        </w:tc>
+        <w:tc>
+          <w:p>
+            <w:pPr>
+              <w:pStyle w:val="Normal"/>
+              <w:jc w:val="center"/>
+            </w:pPr>
+            <w:r>
+              <w:t>-0.082 (0.083)</w:t>
             </w:r>
           </w:p>
         </w:tc>
@@ -1434,95 +818,51 @@
               <w:jc w:val="left"/>
             </w:pPr>
             <w:r>
-              <w:t>14</w:t>
-            </w:r>
-          </w:p>
-        </w:tc>
-        <w:tc>
-          <w:p>
-            <w:pPr>
-              <w:pStyle w:val="Normal"/>
-              <w:jc w:val="center"/>
-            </w:pPr>
-            <w:r>
-              <w:t>ratio</w:t>
-            </w:r>
-          </w:p>
-        </w:tc>
-        <w:tc>
-          <w:p>
-            <w:pPr>
-              <w:pStyle w:val="Normal"/>
-              <w:jc w:val="center"/>
-            </w:pPr>
-            <w:r>
-              <w:t>3</w:t>
-            </w:r>
-          </w:p>
-        </w:tc>
-        <w:tc>
-          <w:p>
-            <w:pPr>
-              <w:pStyle w:val="Normal"/>
-              <w:jc w:val="center"/>
-            </w:pPr>
-            <w:r>
-              <w:t>0</w:t>
-            </w:r>
-          </w:p>
-        </w:tc>
-        <w:tc>
-          <w:p>
-            <w:pPr>
-              <w:pStyle w:val="Normal"/>
-              <w:jc w:val="center"/>
-            </w:pPr>
-            <w:r>
-              <w:t>0</w:t>
-            </w:r>
-          </w:p>
-        </w:tc>
-        <w:tc>
-          <w:p>
-            <w:pPr>
-              <w:pStyle w:val="Normal"/>
-              <w:jc w:val="center"/>
-            </w:pPr>
-            <w:r>
-              <w:t> 0</w:t>
-            </w:r>
-          </w:p>
-        </w:tc>
-        <w:tc>
-          <w:p>
-            <w:pPr>
-              <w:pStyle w:val="Normal"/>
-              <w:jc w:val="center"/>
-            </w:pPr>
-            <w:r>
-              <w:t>0</w:t>
-            </w:r>
-          </w:p>
-        </w:tc>
-        <w:tc>
-          <w:p>
-            <w:pPr>
-              <w:pStyle w:val="Normal"/>
-              <w:jc w:val="center"/>
-            </w:pPr>
-            <w:r>
-              <w:t>0</w:t>
-            </w:r>
-          </w:p>
-        </w:tc>
-        <w:tc>
-          <w:p>
-            <w:pPr>
-              <w:pStyle w:val="Normal"/>
-              <w:jc w:val="center"/>
-            </w:pPr>
-            <w:r>
-              <w:t>0</w:t>
+              <w:t>Water Science and Technology</w:t>
+            </w:r>
+          </w:p>
+        </w:tc>
+        <w:tc>
+          <w:p>
+            <w:pPr>
+              <w:pStyle w:val="Normal"/>
+              <w:jc w:val="center"/>
+            </w:pPr>
+            <w:r>
+              <w:t/>
+            </w:r>
+          </w:p>
+        </w:tc>
+        <w:tc>
+          <w:p>
+            <w:pPr>
+              <w:pStyle w:val="Normal"/>
+              <w:jc w:val="center"/>
+            </w:pPr>
+            <w:r>
+              <w:t>0.086 (0.088)</w:t>
+            </w:r>
+          </w:p>
+        </w:tc>
+        <w:tc>
+          <w:p>
+            <w:pPr>
+              <w:pStyle w:val="Normal"/>
+              <w:jc w:val="center"/>
+            </w:pPr>
+            <w:r>
+              <w:t/>
+            </w:r>
+          </w:p>
+        </w:tc>
+        <w:tc>
+          <w:p>
+            <w:pPr>
+              <w:pStyle w:val="Normal"/>
+              <w:jc w:val="center"/>
+            </w:pPr>
+            <w:r>
+              <w:t>-0.108 (0.165)</w:t>
             </w:r>
           </w:p>
         </w:tc>
@@ -1535,95 +875,165 @@
               <w:jc w:val="left"/>
             </w:pPr>
             <w:r>
-              <w:t>15</w:t>
-            </w:r>
-          </w:p>
-        </w:tc>
-        <w:tc>
-          <w:p>
-            <w:pPr>
-              <w:pStyle w:val="Normal"/>
-              <w:jc w:val="center"/>
-            </w:pPr>
-            <w:r>
-              <w:t>regression coefficient</w:t>
-            </w:r>
-          </w:p>
-        </w:tc>
-        <w:tc>
-          <w:p>
-            <w:pPr>
-              <w:pStyle w:val="Normal"/>
-              <w:jc w:val="center"/>
-            </w:pPr>
-            <w:r>
-              <w:t>0</w:t>
-            </w:r>
-          </w:p>
-        </w:tc>
-        <w:tc>
-          <w:p>
-            <w:pPr>
-              <w:pStyle w:val="Normal"/>
-              <w:jc w:val="center"/>
-            </w:pPr>
-            <w:r>
-              <w:t>0</w:t>
-            </w:r>
-          </w:p>
-        </w:tc>
-        <w:tc>
-          <w:p>
-            <w:pPr>
-              <w:pStyle w:val="Normal"/>
-              <w:jc w:val="center"/>
-            </w:pPr>
-            <w:r>
-              <w:t>0</w:t>
-            </w:r>
-          </w:p>
-        </w:tc>
-        <w:tc>
-          <w:p>
-            <w:pPr>
-              <w:pStyle w:val="Normal"/>
-              <w:jc w:val="center"/>
-            </w:pPr>
-            <w:r>
-              <w:t>39</w:t>
-            </w:r>
-          </w:p>
-        </w:tc>
-        <w:tc>
-          <w:p>
-            <w:pPr>
-              <w:pStyle w:val="Normal"/>
-              <w:jc w:val="center"/>
-            </w:pPr>
-            <w:r>
-              <w:t>0</w:t>
-            </w:r>
-          </w:p>
-        </w:tc>
-        <w:tc>
-          <w:p>
-            <w:pPr>
-              <w:pStyle w:val="Normal"/>
-              <w:jc w:val="center"/>
-            </w:pPr>
-            <w:r>
-              <w:t>0</w:t>
-            </w:r>
-          </w:p>
-        </w:tc>
-        <w:tc>
-          <w:p>
-            <w:pPr>
-              <w:pStyle w:val="Normal"/>
-              <w:jc w:val="center"/>
-            </w:pPr>
-            <w:r>
-              <w:t>1</w:t>
+              <w:t>Effect size type</w:t>
+            </w:r>
+          </w:p>
+        </w:tc>
+        <w:tc>
+          <w:p>
+            <w:pPr>
+              <w:pStyle w:val="Normal"/>
+              <w:jc w:val="center"/>
+            </w:pPr>
+            <w:r>
+              <w:t>Yes</w:t>
+            </w:r>
+          </w:p>
+        </w:tc>
+        <w:tc>
+          <w:p>
+            <w:pPr>
+              <w:pStyle w:val="Normal"/>
+              <w:jc w:val="center"/>
+            </w:pPr>
+            <w:r>
+              <w:t>Yes</w:t>
+            </w:r>
+          </w:p>
+        </w:tc>
+        <w:tc>
+          <w:p>
+            <w:pPr>
+              <w:pStyle w:val="Normal"/>
+              <w:jc w:val="center"/>
+            </w:pPr>
+            <w:r>
+              <w:t>Yes</w:t>
+            </w:r>
+          </w:p>
+        </w:tc>
+        <w:tc>
+          <w:p>
+            <w:pPr>
+              <w:pStyle w:val="Normal"/>
+              <w:jc w:val="center"/>
+            </w:pPr>
+            <w:r>
+              <w:t>Yes</w:t>
+            </w:r>
+          </w:p>
+        </w:tc>
+      </w:tr>
+      <w:tr>
+        <w:tc>
+          <w:p>
+            <w:pPr>
+              <w:pStyle w:val="Normal"/>
+              <w:jc w:val="left"/>
+            </w:pPr>
+            <w:r>
+              <w:t>AIC</w:t>
+            </w:r>
+          </w:p>
+        </w:tc>
+        <w:tc>
+          <w:p>
+            <w:pPr>
+              <w:pStyle w:val="Normal"/>
+              <w:jc w:val="center"/>
+            </w:pPr>
+            <w:r>
+              <w:t>3198.048</w:t>
+            </w:r>
+          </w:p>
+        </w:tc>
+        <w:tc>
+          <w:p>
+            <w:pPr>
+              <w:pStyle w:val="Normal"/>
+              <w:jc w:val="center"/>
+            </w:pPr>
+            <w:r>
+              <w:t>3193.301</w:t>
+            </w:r>
+          </w:p>
+        </w:tc>
+        <w:tc>
+          <w:p>
+            <w:pPr>
+              <w:pStyle w:val="Normal"/>
+              <w:jc w:val="center"/>
+            </w:pPr>
+            <w:r>
+              <w:t>3250.227</w:t>
+            </w:r>
+          </w:p>
+        </w:tc>
+        <w:tc>
+          <w:p>
+            <w:pPr>
+              <w:pStyle w:val="Normal"/>
+              <w:jc w:val="center"/>
+            </w:pPr>
+            <w:r>
+              <w:t>3230.694</w:t>
+            </w:r>
+          </w:p>
+        </w:tc>
+      </w:tr>
+      <w:tr>
+        <w:tc>
+          <w:p>
+            <w:pPr>
+              <w:pStyle w:val="Normal"/>
+              <w:jc w:val="left"/>
+            </w:pPr>
+            <w:r>
+              <w:t>No. of meta-analyses</w:t>
+            </w:r>
+          </w:p>
+        </w:tc>
+        <w:tc>
+          <w:p>
+            <w:pPr>
+              <w:pStyle w:val="Normal"/>
+              <w:jc w:val="center"/>
+            </w:pPr>
+            <w:r>
+              <w:t>650</w:t>
+            </w:r>
+          </w:p>
+        </w:tc>
+        <w:tc>
+          <w:p>
+            <w:pPr>
+              <w:pStyle w:val="Normal"/>
+              <w:jc w:val="center"/>
+            </w:pPr>
+            <w:r>
+              <w:t>650</w:t>
+            </w:r>
+          </w:p>
+        </w:tc>
+        <w:tc>
+          <w:p>
+            <w:pPr>
+              <w:pStyle w:val="Normal"/>
+              <w:jc w:val="center"/>
+            </w:pPr>
+            <w:r>
+              <w:t>606</w:t>
+            </w:r>
+          </w:p>
+        </w:tc>
+        <w:tc>
+          <w:p>
+            <w:pPr>
+              <w:pStyle w:val="Normal"/>
+              <w:jc w:val="center"/>
+            </w:pPr>
+            <w:r>
+              <w:t>606</w:t>
             </w:r>
           </w:p>
         </w:tc>

--- a/results/supplement/Table_S8.docx
+++ b/results/supplement/Table_S8.docx
@@ -88,40 +88,40 @@
               <w:jc w:val="center"/>
             </w:pPr>
             <w:r>
-              <w:t>5.467 (9.849)</w:t>
-            </w:r>
-          </w:p>
-        </w:tc>
-        <w:tc>
-          <w:p>
-            <w:pPr>
-              <w:pStyle w:val="Normal"/>
-              <w:jc w:val="center"/>
-            </w:pPr>
-            <w:r>
-              <w:t>2.031 (10.238)</w:t>
-            </w:r>
-          </w:p>
-        </w:tc>
-        <w:tc>
-          <w:p>
-            <w:pPr>
-              <w:pStyle w:val="Normal"/>
-              <w:jc w:val="center"/>
-            </w:pPr>
-            <w:r>
-              <w:t>54.661 (33.477)</w:t>
-            </w:r>
-          </w:p>
-        </w:tc>
-        <w:tc>
-          <w:p>
-            <w:pPr>
-              <w:pStyle w:val="Normal"/>
-              <w:jc w:val="center"/>
-            </w:pPr>
-            <w:r>
-              <w:t>43.721 (34.893)</w:t>
+              <w:t>53.357 (33.725)</w:t>
+            </w:r>
+          </w:p>
+        </w:tc>
+        <w:tc>
+          <w:p>
+            <w:pPr>
+              <w:pStyle w:val="Normal"/>
+              <w:jc w:val="center"/>
+            </w:pPr>
+            <w:r>
+              <w:t>40.609 (34.332)</w:t>
+            </w:r>
+          </w:p>
+        </w:tc>
+        <w:tc>
+          <w:p>
+            <w:pPr>
+              <w:pStyle w:val="Normal"/>
+              <w:jc w:val="center"/>
+            </w:pPr>
+            <w:r>
+              <w:t>82.661** (32.662)</w:t>
+            </w:r>
+          </w:p>
+        </w:tc>
+        <w:tc>
+          <w:p>
+            <w:pPr>
+              <w:pStyle w:val="Normal"/>
+              <w:jc w:val="center"/>
+            </w:pPr>
+            <w:r>
+              <w:t>65.013** (31.441)</w:t>
             </w:r>
           </w:p>
         </w:tc>
@@ -145,40 +145,40 @@
               <w:jc w:val="center"/>
             </w:pPr>
             <w:r>
-              <w:t>-0.017*** (0.001)</w:t>
-            </w:r>
-          </w:p>
-        </w:tc>
-        <w:tc>
-          <w:p>
-            <w:pPr>
-              <w:pStyle w:val="Normal"/>
-              <w:jc w:val="center"/>
-            </w:pPr>
-            <w:r>
-              <w:t>-0.017*** (0.001)</w:t>
-            </w:r>
-          </w:p>
-        </w:tc>
-        <w:tc>
-          <w:p>
-            <w:pPr>
-              <w:pStyle w:val="Normal"/>
-              <w:jc w:val="center"/>
-            </w:pPr>
-            <w:r>
-              <w:t>-0.015*** (0.002)</w:t>
-            </w:r>
-          </w:p>
-        </w:tc>
-        <w:tc>
-          <w:p>
-            <w:pPr>
-              <w:pStyle w:val="Normal"/>
-              <w:jc w:val="center"/>
-            </w:pPr>
-            <w:r>
-              <w:t>-0.014*** (0.002)</w:t>
+              <w:t>-0.028*** (0.002)</w:t>
+            </w:r>
+          </w:p>
+        </w:tc>
+        <w:tc>
+          <w:p>
+            <w:pPr>
+              <w:pStyle w:val="Normal"/>
+              <w:jc w:val="center"/>
+            </w:pPr>
+            <w:r>
+              <w:t>-0.028*** (0.002)</w:t>
+            </w:r>
+          </w:p>
+        </w:tc>
+        <w:tc>
+          <w:p>
+            <w:pPr>
+              <w:pStyle w:val="Normal"/>
+              <w:jc w:val="center"/>
+            </w:pPr>
+            <w:r>
+              <w:t>-0.018*** (0.001)</w:t>
+            </w:r>
+          </w:p>
+        </w:tc>
+        <w:tc>
+          <w:p>
+            <w:pPr>
+              <w:pStyle w:val="Normal"/>
+              <w:jc w:val="center"/>
+            </w:pPr>
+            <w:r>
+              <w:t>-0.018*** (0.001)</w:t>
             </w:r>
           </w:p>
         </w:tc>
@@ -202,40 +202,40 @@
               <w:jc w:val="center"/>
             </w:pPr>
             <w:r>
-              <w:t>0.054* (0.031)</w:t>
-            </w:r>
-          </w:p>
-        </w:tc>
-        <w:tc>
-          <w:p>
-            <w:pPr>
-              <w:pStyle w:val="Normal"/>
-              <w:jc w:val="center"/>
-            </w:pPr>
-            <w:r>
-              <w:t>0.038 (0.035)</w:t>
-            </w:r>
-          </w:p>
-        </w:tc>
-        <w:tc>
-          <w:p>
-            <w:pPr>
-              <w:pStyle w:val="Normal"/>
-              <w:jc w:val="center"/>
-            </w:pPr>
-            <w:r>
-              <w:t>0.106 (0.095)</w:t>
-            </w:r>
-          </w:p>
-        </w:tc>
-        <w:tc>
-          <w:p>
-            <w:pPr>
-              <w:pStyle w:val="Normal"/>
-              <w:jc w:val="center"/>
-            </w:pPr>
-            <w:r>
-              <w:t>0.039 (0.078)</w:t>
+              <w:t>0.152** (0.077)</w:t>
+            </w:r>
+          </w:p>
+        </w:tc>
+        <w:tc>
+          <w:p>
+            <w:pPr>
+              <w:pStyle w:val="Normal"/>
+              <w:jc w:val="center"/>
+            </w:pPr>
+            <w:r>
+              <w:t>0.116 (0.077)</w:t>
+            </w:r>
+          </w:p>
+        </w:tc>
+        <w:tc>
+          <w:p>
+            <w:pPr>
+              <w:pStyle w:val="Normal"/>
+              <w:jc w:val="center"/>
+            </w:pPr>
+            <w:r>
+              <w:t>0.162 (0.106)</w:t>
+            </w:r>
+          </w:p>
+        </w:tc>
+        <w:tc>
+          <w:p>
+            <w:pPr>
+              <w:pStyle w:val="Normal"/>
+              <w:jc w:val="center"/>
+            </w:pPr>
+            <w:r>
+              <w:t>0.115 (0.105)</w:t>
             </w:r>
           </w:p>
         </w:tc>
@@ -259,40 +259,40 @@
               <w:jc w:val="center"/>
             </w:pPr>
             <w:r>
-              <w:t>0.025 (0.027)</w:t>
-            </w:r>
-          </w:p>
-        </w:tc>
-        <w:tc>
-          <w:p>
-            <w:pPr>
-              <w:pStyle w:val="Normal"/>
-              <w:jc w:val="center"/>
-            </w:pPr>
-            <w:r>
-              <w:t>0.028 (0.036)</w:t>
-            </w:r>
-          </w:p>
-        </w:tc>
-        <w:tc>
-          <w:p>
-            <w:pPr>
-              <w:pStyle w:val="Normal"/>
-              <w:jc w:val="center"/>
-            </w:pPr>
-            <w:r>
-              <w:t>0.092 (0.132)</w:t>
-            </w:r>
-          </w:p>
-        </w:tc>
-        <w:tc>
-          <w:p>
-            <w:pPr>
-              <w:pStyle w:val="Normal"/>
-              <w:jc w:val="center"/>
-            </w:pPr>
-            <w:r>
-              <w:t>0.127 (0.111)</w:t>
+              <w:t>0.049 (0.094)</w:t>
+            </w:r>
+          </w:p>
+        </w:tc>
+        <w:tc>
+          <w:p>
+            <w:pPr>
+              <w:pStyle w:val="Normal"/>
+              <w:jc w:val="center"/>
+            </w:pPr>
+            <w:r>
+              <w:t>0.058 (0.110)</w:t>
+            </w:r>
+          </w:p>
+        </w:tc>
+        <w:tc>
+          <w:p>
+            <w:pPr>
+              <w:pStyle w:val="Normal"/>
+              <w:jc w:val="center"/>
+            </w:pPr>
+            <w:r>
+              <w:t>0.151 (0.095)</w:t>
+            </w:r>
+          </w:p>
+        </w:tc>
+        <w:tc>
+          <w:p>
+            <w:pPr>
+              <w:pStyle w:val="Normal"/>
+              <w:jc w:val="center"/>
+            </w:pPr>
+            <w:r>
+              <w:t>0.172* (0.101)</w:t>
             </w:r>
           </w:p>
         </w:tc>
@@ -316,40 +316,40 @@
               <w:jc w:val="center"/>
             </w:pPr>
             <w:r>
-              <w:t>-0.044 (0.032)</w:t>
-            </w:r>
-          </w:p>
-        </w:tc>
-        <w:tc>
-          <w:p>
-            <w:pPr>
-              <w:pStyle w:val="Normal"/>
-              <w:jc w:val="center"/>
-            </w:pPr>
-            <w:r>
-              <w:t>-0.060 (0.038)</w:t>
-            </w:r>
-          </w:p>
-        </w:tc>
-        <w:tc>
-          <w:p>
-            <w:pPr>
-              <w:pStyle w:val="Normal"/>
-              <w:jc w:val="center"/>
-            </w:pPr>
-            <w:r>
-              <w:t>0.087 (0.083)</w:t>
-            </w:r>
-          </w:p>
-        </w:tc>
-        <w:tc>
-          <w:p>
-            <w:pPr>
-              <w:pStyle w:val="Normal"/>
-              <w:jc w:val="center"/>
-            </w:pPr>
-            <w:r>
-              <w:t>0.027 (0.089)</w:t>
+              <w:t>-0.110 (0.106)</w:t>
+            </w:r>
+          </w:p>
+        </w:tc>
+        <w:tc>
+          <w:p>
+            <w:pPr>
+              <w:pStyle w:val="Normal"/>
+              <w:jc w:val="center"/>
+            </w:pPr>
+            <w:r>
+              <w:t>-0.159 (0.119)</w:t>
+            </w:r>
+          </w:p>
+        </w:tc>
+        <w:tc>
+          <w:p>
+            <w:pPr>
+              <w:pStyle w:val="Normal"/>
+              <w:jc w:val="center"/>
+            </w:pPr>
+            <w:r>
+              <w:t>0.038 (0.136)</w:t>
+            </w:r>
+          </w:p>
+        </w:tc>
+        <w:tc>
+          <w:p>
+            <w:pPr>
+              <w:pStyle w:val="Normal"/>
+              <w:jc w:val="center"/>
+            </w:pPr>
+            <w:r>
+              <w:t>0.007 (0.150)</w:t>
             </w:r>
           </w:p>
         </w:tc>
@@ -373,40 +373,40 @@
               <w:jc w:val="center"/>
             </w:pPr>
             <w:r>
-              <w:t>0.012 (0.016)</w:t>
-            </w:r>
-          </w:p>
-        </w:tc>
-        <w:tc>
-          <w:p>
-            <w:pPr>
-              <w:pStyle w:val="Normal"/>
-              <w:jc w:val="center"/>
-            </w:pPr>
-            <w:r>
-              <w:t>0.013 (0.017)</w:t>
-            </w:r>
-          </w:p>
-        </w:tc>
-        <w:tc>
-          <w:p>
-            <w:pPr>
-              <w:pStyle w:val="Normal"/>
-              <w:jc w:val="center"/>
-            </w:pPr>
-            <w:r>
-              <w:t>-0.158*** (0.053)</w:t>
-            </w:r>
-          </w:p>
-        </w:tc>
-        <w:tc>
-          <w:p>
-            <w:pPr>
-              <w:pStyle w:val="Normal"/>
-              <w:jc w:val="center"/>
-            </w:pPr>
-            <w:r>
-              <w:t>-0.134*** (0.042)</w:t>
+              <w:t>-0.127*** (0.040)</w:t>
+            </w:r>
+          </w:p>
+        </w:tc>
+        <w:tc>
+          <w:p>
+            <w:pPr>
+              <w:pStyle w:val="Normal"/>
+              <w:jc w:val="center"/>
+            </w:pPr>
+            <w:r>
+              <w:t>-0.116*** (0.042)</w:t>
+            </w:r>
+          </w:p>
+        </w:tc>
+        <w:tc>
+          <w:p>
+            <w:pPr>
+              <w:pStyle w:val="Normal"/>
+              <w:jc w:val="center"/>
+            </w:pPr>
+            <w:r>
+              <w:t>-0.165*** (0.056)</w:t>
+            </w:r>
+          </w:p>
+        </w:tc>
+        <w:tc>
+          <w:p>
+            <w:pPr>
+              <w:pStyle w:val="Normal"/>
+              <w:jc w:val="center"/>
+            </w:pPr>
+            <w:r>
+              <w:t>-0.131** (0.056)</w:t>
             </w:r>
           </w:p>
         </w:tc>
@@ -430,40 +430,40 @@
               <w:jc w:val="center"/>
             </w:pPr>
             <w:r>
-              <w:t>0.008 (0.032)</w:t>
-            </w:r>
-          </w:p>
-        </w:tc>
-        <w:tc>
-          <w:p>
-            <w:pPr>
-              <w:pStyle w:val="Normal"/>
-              <w:jc w:val="center"/>
-            </w:pPr>
-            <w:r>
-              <w:t>0.033 (0.034)</w:t>
-            </w:r>
-          </w:p>
-        </w:tc>
-        <w:tc>
-          <w:p>
-            <w:pPr>
-              <w:pStyle w:val="Normal"/>
-              <w:jc w:val="center"/>
-            </w:pPr>
-            <w:r>
-              <w:t>-0.032 (0.075)</w:t>
-            </w:r>
-          </w:p>
-        </w:tc>
-        <w:tc>
-          <w:p>
-            <w:pPr>
-              <w:pStyle w:val="Normal"/>
-              <w:jc w:val="center"/>
-            </w:pPr>
-            <w:r>
-              <w:t>-0.010 (0.076)</w:t>
+              <w:t>-0.084 (0.074)</w:t>
+            </w:r>
+          </w:p>
+        </w:tc>
+        <w:tc>
+          <w:p>
+            <w:pPr>
+              <w:pStyle w:val="Normal"/>
+              <w:jc w:val="center"/>
+            </w:pPr>
+            <w:r>
+              <w:t>-0.106 (0.087)</w:t>
+            </w:r>
+          </w:p>
+        </w:tc>
+        <w:tc>
+          <w:p>
+            <w:pPr>
+              <w:pStyle w:val="Normal"/>
+              <w:jc w:val="center"/>
+            </w:pPr>
+            <w:r>
+              <w:t>-0.034 (0.084)</w:t>
+            </w:r>
+          </w:p>
+        </w:tc>
+        <w:tc>
+          <w:p>
+            <w:pPr>
+              <w:pStyle w:val="Normal"/>
+              <w:jc w:val="center"/>
+            </w:pPr>
+            <w:r>
+              <w:t>-0.110 (0.088)</w:t>
             </w:r>
           </w:p>
         </w:tc>
@@ -487,40 +487,40 @@
               <w:jc w:val="center"/>
             </w:pPr>
             <w:r>
-              <w:t>-0.003 (0.005)</w:t>
-            </w:r>
-          </w:p>
-        </w:tc>
-        <w:tc>
-          <w:p>
-            <w:pPr>
-              <w:pStyle w:val="Normal"/>
-              <w:jc w:val="center"/>
-            </w:pPr>
-            <w:r>
-              <w:t>-0.001 (0.005)</w:t>
-            </w:r>
-          </w:p>
-        </w:tc>
-        <w:tc>
-          <w:p>
-            <w:pPr>
-              <w:pStyle w:val="Normal"/>
-              <w:jc w:val="center"/>
-            </w:pPr>
-            <w:r>
-              <w:t>-0.027 (0.017)</w:t>
-            </w:r>
-          </w:p>
-        </w:tc>
-        <w:tc>
-          <w:p>
-            <w:pPr>
-              <w:pStyle w:val="Normal"/>
-              <w:jc w:val="center"/>
-            </w:pPr>
-            <w:r>
-              <w:t>-0.022 (0.017)</w:t>
+              <w:t>-0.026 (0.017)</w:t>
+            </w:r>
+          </w:p>
+        </w:tc>
+        <w:tc>
+          <w:p>
+            <w:pPr>
+              <w:pStyle w:val="Normal"/>
+              <w:jc w:val="center"/>
+            </w:pPr>
+            <w:r>
+              <w:t>-0.020 (0.017)</w:t>
+            </w:r>
+          </w:p>
+        </w:tc>
+        <w:tc>
+          <w:p>
+            <w:pPr>
+              <w:pStyle w:val="Normal"/>
+              <w:jc w:val="center"/>
+            </w:pPr>
+            <w:r>
+              <w:t>-0.041** (0.016)</w:t>
+            </w:r>
+          </w:p>
+        </w:tc>
+        <w:tc>
+          <w:p>
+            <w:pPr>
+              <w:pStyle w:val="Normal"/>
+              <w:jc w:val="center"/>
+            </w:pPr>
+            <w:r>
+              <w:t>-0.032** (0.016)</w:t>
             </w:r>
           </w:p>
         </w:tc>
@@ -555,7 +555,7 @@
               <w:jc w:val="center"/>
             </w:pPr>
             <w:r>
-              <w:t>-0.087** (0.038)</w:t>
+              <w:t>-0.155 (0.099)</w:t>
             </w:r>
           </w:p>
         </w:tc>
@@ -577,7 +577,7 @@
               <w:jc w:val="center"/>
             </w:pPr>
             <w:r>
-              <w:t>-0.205** (0.092)</w:t>
+              <w:t>-0.117 (0.115)</w:t>
             </w:r>
           </w:p>
         </w:tc>
@@ -612,7 +612,7 @@
               <w:jc w:val="center"/>
             </w:pPr>
             <w:r>
-              <w:t>-0.048 (0.057)</w:t>
+              <w:t>-0.237* (0.138)</w:t>
             </w:r>
           </w:p>
         </w:tc>
@@ -634,7 +634,7 @@
               <w:jc w:val="center"/>
             </w:pPr>
             <w:r>
-              <w:t>-0.276 (0.189)</w:t>
+              <w:t>-0.380 (0.270)</w:t>
             </w:r>
           </w:p>
         </w:tc>
@@ -669,7 +669,7 @@
               <w:jc w:val="center"/>
             </w:pPr>
             <w:r>
-              <w:t>-0.120 (0.091)</w:t>
+              <w:t>-0.242 (0.150)</w:t>
             </w:r>
           </w:p>
         </w:tc>
@@ -691,7 +691,7 @@
               <w:jc w:val="center"/>
             </w:pPr>
             <w:r>
-              <w:t>-0.345*** (0.130)</w:t>
+              <w:t>-0.095 (0.142)</w:t>
             </w:r>
           </w:p>
         </w:tc>
@@ -726,7 +726,7 @@
               <w:jc w:val="center"/>
             </w:pPr>
             <w:r>
-              <w:t>0.065* (0.035)</w:t>
+              <w:t>0.019 (0.085)</w:t>
             </w:r>
           </w:p>
         </w:tc>
@@ -748,7 +748,7 @@
               <w:jc w:val="center"/>
             </w:pPr>
             <w:r>
-              <w:t>0.367** (0.165)</w:t>
+              <w:t>0.307 (0.198)</w:t>
             </w:r>
           </w:p>
         </w:tc>
@@ -783,7 +783,7 @@
               <w:jc w:val="center"/>
             </w:pPr>
             <w:r>
-              <w:t>-0.023 (0.027)</w:t>
+              <w:t>-0.120 (0.095)</w:t>
             </w:r>
           </w:p>
         </w:tc>
@@ -805,7 +805,7 @@
               <w:jc w:val="center"/>
             </w:pPr>
             <w:r>
-              <w:t>-0.082 (0.083)</w:t>
+              <w:t>-0.157 (0.120)</w:t>
             </w:r>
           </w:p>
         </w:tc>
@@ -840,7 +840,7 @@
               <w:jc w:val="center"/>
             </w:pPr>
             <w:r>
-              <w:t>0.086 (0.088)</w:t>
+              <w:t>-0.328 (0.256)</w:t>
             </w:r>
           </w:p>
         </w:tc>
@@ -862,7 +862,7 @@
               <w:jc w:val="center"/>
             </w:pPr>
             <w:r>
-              <w:t>-0.108 (0.165)</w:t>
+              <w:t>-0.433* (0.246)</w:t>
             </w:r>
           </w:p>
         </w:tc>
@@ -943,40 +943,40 @@
               <w:jc w:val="center"/>
             </w:pPr>
             <w:r>
-              <w:t>3198.048</w:t>
-            </w:r>
-          </w:p>
-        </w:tc>
-        <w:tc>
-          <w:p>
-            <w:pPr>
-              <w:pStyle w:val="Normal"/>
-              <w:jc w:val="center"/>
-            </w:pPr>
-            <w:r>
-              <w:t>3193.301</w:t>
-            </w:r>
-          </w:p>
-        </w:tc>
-        <w:tc>
-          <w:p>
-            <w:pPr>
-              <w:pStyle w:val="Normal"/>
-              <w:jc w:val="center"/>
-            </w:pPr>
-            <w:r>
-              <w:t>3250.227</w:t>
-            </w:r>
-          </w:p>
-        </w:tc>
-        <w:tc>
-          <w:p>
-            <w:pPr>
-              <w:pStyle w:val="Normal"/>
-              <w:jc w:val="center"/>
-            </w:pPr>
-            <w:r>
-              <w:t>3230.694</w:t>
+              <w:t>1818.419</w:t>
+            </w:r>
+          </w:p>
+        </w:tc>
+        <w:tc>
+          <w:p>
+            <w:pPr>
+              <w:pStyle w:val="Normal"/>
+              <w:jc w:val="center"/>
+            </w:pPr>
+            <w:r>
+              <w:t>1825.366</w:t>
+            </w:r>
+          </w:p>
+        </w:tc>
+        <w:tc>
+          <w:p>
+            <w:pPr>
+              <w:pStyle w:val="Normal"/>
+              <w:jc w:val="center"/>
+            </w:pPr>
+            <w:r>
+              <w:t>1707.235</w:t>
+            </w:r>
+          </w:p>
+        </w:tc>
+        <w:tc>
+          <w:p>
+            <w:pPr>
+              <w:pStyle w:val="Normal"/>
+              <w:jc w:val="center"/>
+            </w:pPr>
+            <w:r>
+              <w:t>1710.910</w:t>
             </w:r>
           </w:p>
         </w:tc>
@@ -1000,40 +1000,40 @@
               <w:jc w:val="center"/>
             </w:pPr>
             <w:r>
-              <w:t>650</w:t>
-            </w:r>
-          </w:p>
-        </w:tc>
-        <w:tc>
-          <w:p>
-            <w:pPr>
-              <w:pStyle w:val="Normal"/>
-              <w:jc w:val="center"/>
-            </w:pPr>
-            <w:r>
-              <w:t>650</w:t>
-            </w:r>
-          </w:p>
-        </w:tc>
-        <w:tc>
-          <w:p>
-            <w:pPr>
-              <w:pStyle w:val="Normal"/>
-              <w:jc w:val="center"/>
-            </w:pPr>
-            <w:r>
-              <w:t>606</w:t>
-            </w:r>
-          </w:p>
-        </w:tc>
-        <w:tc>
-          <w:p>
-            <w:pPr>
-              <w:pStyle w:val="Normal"/>
-              <w:jc w:val="center"/>
-            </w:pPr>
-            <w:r>
-              <w:t>606</w:t>
+              <w:t>397</w:t>
+            </w:r>
+          </w:p>
+        </w:tc>
+        <w:tc>
+          <w:p>
+            <w:pPr>
+              <w:pStyle w:val="Normal"/>
+              <w:jc w:val="center"/>
+            </w:pPr>
+            <w:r>
+              <w:t>397</w:t>
+            </w:r>
+          </w:p>
+        </w:tc>
+        <w:tc>
+          <w:p>
+            <w:pPr>
+              <w:pStyle w:val="Normal"/>
+              <w:jc w:val="center"/>
+            </w:pPr>
+            <w:r>
+              <w:t>398</w:t>
+            </w:r>
+          </w:p>
+        </w:tc>
+        <w:tc>
+          <w:p>
+            <w:pPr>
+              <w:pStyle w:val="Normal"/>
+              <w:jc w:val="center"/>
+            </w:pPr>
+            <w:r>
+              <w:t>398</w:t>
             </w:r>
           </w:p>
         </w:tc>

--- a/results/supplement/Table_S8.docx
+++ b/results/supplement/Table_S8.docx
@@ -20,51 +20,95 @@
               <w:jc w:val="left"/>
             </w:pPr>
             <w:r>
-              <w:t>Variable</w:t>
-            </w:r>
-          </w:p>
-        </w:tc>
-        <w:tc>
-          <w:p>
-            <w:pPr>
-              <w:pStyle w:val="Normal"/>
-              <w:jc w:val="center"/>
-            </w:pPr>
-            <w:r>
-              <w:t>0% heterogeneity: Model 1 Estimate (SE)</w:t>
-            </w:r>
-          </w:p>
-        </w:tc>
-        <w:tc>
-          <w:p>
-            <w:pPr>
-              <w:pStyle w:val="Normal"/>
-              <w:jc w:val="center"/>
-            </w:pPr>
-            <w:r>
-              <w:t>0% heterogeneity: Model 2 Estimate (SE)</w:t>
-            </w:r>
-          </w:p>
-        </w:tc>
-        <w:tc>
-          <w:p>
-            <w:pPr>
-              <w:pStyle w:val="Normal"/>
-              <w:jc w:val="center"/>
-            </w:pPr>
-            <w:r>
-              <w:t>50% heterogeneity: Model 1 Estimate (SE)</w:t>
-            </w:r>
-          </w:p>
-        </w:tc>
-        <w:tc>
-          <w:p>
-            <w:pPr>
-              <w:pStyle w:val="Normal"/>
-              <w:jc w:val="center"/>
-            </w:pPr>
-            <w:r>
-              <w:t>50% heterogeneity: Model 2 Estimate (SE)</w:t>
+              <w:t>No.</w:t>
+            </w:r>
+          </w:p>
+        </w:tc>
+        <w:tc>
+          <w:p>
+            <w:pPr>
+              <w:pStyle w:val="Normal"/>
+              <w:jc w:val="center"/>
+            </w:pPr>
+            <w:r>
+              <w:t>Effect size</w:t>
+            </w:r>
+          </w:p>
+        </w:tc>
+        <w:tc>
+          <w:p>
+            <w:pPr>
+              <w:pStyle w:val="Normal"/>
+              <w:jc w:val="center"/>
+            </w:pPr>
+            <w:r>
+              <w:t>Ecology</w:t>
+            </w:r>
+          </w:p>
+        </w:tc>
+        <w:tc>
+          <w:p>
+            <w:pPr>
+              <w:pStyle w:val="Normal"/>
+              <w:jc w:val="center"/>
+            </w:pPr>
+            <w:r>
+              <w:t>Environmental Chemistry</w:t>
+            </w:r>
+          </w:p>
+        </w:tc>
+        <w:tc>
+          <w:p>
+            <w:pPr>
+              <w:pStyle w:val="Normal"/>
+              <w:jc w:val="center"/>
+            </w:pPr>
+            <w:r>
+              <w:t>Environmental Engineering</w:t>
+            </w:r>
+          </w:p>
+        </w:tc>
+        <w:tc>
+          <w:p>
+            <w:pPr>
+              <w:pStyle w:val="Normal"/>
+              <w:jc w:val="center"/>
+            </w:pPr>
+            <w:r>
+              <w:t>Health, Toxicology and Mutagenesis</w:t>
+            </w:r>
+          </w:p>
+        </w:tc>
+        <w:tc>
+          <w:p>
+            <w:pPr>
+              <w:pStyle w:val="Normal"/>
+              <w:jc w:val="center"/>
+            </w:pPr>
+            <w:r>
+              <w:t>Management, Monitoring, Policy and Law</w:t>
+            </w:r>
+          </w:p>
+        </w:tc>
+        <w:tc>
+          <w:p>
+            <w:pPr>
+              <w:pStyle w:val="Normal"/>
+              <w:jc w:val="center"/>
+            </w:pPr>
+            <w:r>
+              <w:t>Nature and Landscape Conservation</w:t>
+            </w:r>
+          </w:p>
+        </w:tc>
+        <w:tc>
+          <w:p>
+            <w:pPr>
+              <w:pStyle w:val="Normal"/>
+              <w:jc w:val="center"/>
+            </w:pPr>
+            <w:r>
+              <w:t>Water Science and Technology</w:t>
             </w:r>
           </w:p>
         </w:tc>
@@ -77,51 +121,95 @@
               <w:jc w:val="left"/>
             </w:pPr>
             <w:r>
-              <w:t>Intercept</w:t>
-            </w:r>
-          </w:p>
-        </w:tc>
-        <w:tc>
-          <w:p>
-            <w:pPr>
-              <w:pStyle w:val="Normal"/>
-              <w:jc w:val="center"/>
-            </w:pPr>
-            <w:r>
-              <w:t>53.357 (33.725)</w:t>
-            </w:r>
-          </w:p>
-        </w:tc>
-        <w:tc>
-          <w:p>
-            <w:pPr>
-              <w:pStyle w:val="Normal"/>
-              <w:jc w:val="center"/>
-            </w:pPr>
-            <w:r>
-              <w:t>40.609 (34.332)</w:t>
-            </w:r>
-          </w:p>
-        </w:tc>
-        <w:tc>
-          <w:p>
-            <w:pPr>
-              <w:pStyle w:val="Normal"/>
-              <w:jc w:val="center"/>
-            </w:pPr>
-            <w:r>
-              <w:t>82.661** (32.662)</w:t>
-            </w:r>
-          </w:p>
-        </w:tc>
-        <w:tc>
-          <w:p>
-            <w:pPr>
-              <w:pStyle w:val="Normal"/>
-              <w:jc w:val="center"/>
-            </w:pPr>
-            <w:r>
-              <w:t>65.013** (31.441)</w:t>
+              <w:t>1</w:t>
+            </w:r>
+          </w:p>
+        </w:tc>
+        <w:tc>
+          <w:p>
+            <w:pPr>
+              <w:pStyle w:val="Normal"/>
+              <w:jc w:val="center"/>
+            </w:pPr>
+            <w:r>
+              <w:t>Cohen's $d$</w:t>
+            </w:r>
+          </w:p>
+        </w:tc>
+        <w:tc>
+          <w:p>
+            <w:pPr>
+              <w:pStyle w:val="Normal"/>
+              <w:jc w:val="center"/>
+            </w:pPr>
+            <w:r>
+              <w:t>5</w:t>
+            </w:r>
+          </w:p>
+        </w:tc>
+        <w:tc>
+          <w:p>
+            <w:pPr>
+              <w:pStyle w:val="Normal"/>
+              <w:jc w:val="center"/>
+            </w:pPr>
+            <w:r>
+              <w:t>9</w:t>
+            </w:r>
+          </w:p>
+        </w:tc>
+        <w:tc>
+          <w:p>
+            <w:pPr>
+              <w:pStyle w:val="Normal"/>
+              <w:jc w:val="center"/>
+            </w:pPr>
+            <w:r>
+              <w:t>3</w:t>
+            </w:r>
+          </w:p>
+        </w:tc>
+        <w:tc>
+          <w:p>
+            <w:pPr>
+              <w:pStyle w:val="Normal"/>
+              <w:jc w:val="center"/>
+            </w:pPr>
+            <w:r>
+              <w:t> 2</w:t>
+            </w:r>
+          </w:p>
+        </w:tc>
+        <w:tc>
+          <w:p>
+            <w:pPr>
+              <w:pStyle w:val="Normal"/>
+              <w:jc w:val="center"/>
+            </w:pPr>
+            <w:r>
+              <w:t>0</w:t>
+            </w:r>
+          </w:p>
+        </w:tc>
+        <w:tc>
+          <w:p>
+            <w:pPr>
+              <w:pStyle w:val="Normal"/>
+              <w:jc w:val="center"/>
+            </w:pPr>
+            <w:r>
+              <w:t>2</w:t>
+            </w:r>
+          </w:p>
+        </w:tc>
+        <w:tc>
+          <w:p>
+            <w:pPr>
+              <w:pStyle w:val="Normal"/>
+              <w:jc w:val="center"/>
+            </w:pPr>
+            <w:r>
+              <w:t>2</w:t>
             </w:r>
           </w:p>
         </w:tc>
@@ -134,51 +222,95 @@
               <w:jc w:val="left"/>
             </w:pPr>
             <w:r>
-              <w:t>Median power</w:t>
-            </w:r>
-          </w:p>
-        </w:tc>
-        <w:tc>
-          <w:p>
-            <w:pPr>
-              <w:pStyle w:val="Normal"/>
-              <w:jc w:val="center"/>
-            </w:pPr>
-            <w:r>
-              <w:t>-0.028*** (0.002)</w:t>
-            </w:r>
-          </w:p>
-        </w:tc>
-        <w:tc>
-          <w:p>
-            <w:pPr>
-              <w:pStyle w:val="Normal"/>
-              <w:jc w:val="center"/>
-            </w:pPr>
-            <w:r>
-              <w:t>-0.028*** (0.002)</w:t>
-            </w:r>
-          </w:p>
-        </w:tc>
-        <w:tc>
-          <w:p>
-            <w:pPr>
-              <w:pStyle w:val="Normal"/>
-              <w:jc w:val="center"/>
-            </w:pPr>
-            <w:r>
-              <w:t>-0.018*** (0.001)</w:t>
-            </w:r>
-          </w:p>
-        </w:tc>
-        <w:tc>
-          <w:p>
-            <w:pPr>
-              <w:pStyle w:val="Normal"/>
-              <w:jc w:val="center"/>
-            </w:pPr>
-            <w:r>
-              <w:t>-0.018*** (0.001)</w:t>
+              <w:t>2</w:t>
+            </w:r>
+          </w:p>
+        </w:tc>
+        <w:tc>
+          <w:p>
+            <w:pPr>
+              <w:pStyle w:val="Normal"/>
+              <w:jc w:val="center"/>
+            </w:pPr>
+            <w:r>
+              <w:t>Correlation coefficient ($r$)</w:t>
+            </w:r>
+          </w:p>
+        </w:tc>
+        <w:tc>
+          <w:p>
+            <w:pPr>
+              <w:pStyle w:val="Normal"/>
+              <w:jc w:val="center"/>
+            </w:pPr>
+            <w:r>
+              <w:t>5</w:t>
+            </w:r>
+          </w:p>
+        </w:tc>
+        <w:tc>
+          <w:p>
+            <w:pPr>
+              <w:pStyle w:val="Normal"/>
+              <w:jc w:val="center"/>
+            </w:pPr>
+            <w:r>
+              <w:t>0</w:t>
+            </w:r>
+          </w:p>
+        </w:tc>
+        <w:tc>
+          <w:p>
+            <w:pPr>
+              <w:pStyle w:val="Normal"/>
+              <w:jc w:val="center"/>
+            </w:pPr>
+            <w:r>
+              <w:t>0</w:t>
+            </w:r>
+          </w:p>
+        </w:tc>
+        <w:tc>
+          <w:p>
+            <w:pPr>
+              <w:pStyle w:val="Normal"/>
+              <w:jc w:val="center"/>
+            </w:pPr>
+            <w:r>
+              <w:t> 1</w:t>
+            </w:r>
+          </w:p>
+        </w:tc>
+        <w:tc>
+          <w:p>
+            <w:pPr>
+              <w:pStyle w:val="Normal"/>
+              <w:jc w:val="center"/>
+            </w:pPr>
+            <w:r>
+              <w:t>0</w:t>
+            </w:r>
+          </w:p>
+        </w:tc>
+        <w:tc>
+          <w:p>
+            <w:pPr>
+              <w:pStyle w:val="Normal"/>
+              <w:jc w:val="center"/>
+            </w:pPr>
+            <w:r>
+              <w:t>0</w:t>
+            </w:r>
+          </w:p>
+        </w:tc>
+        <w:tc>
+          <w:p>
+            <w:pPr>
+              <w:pStyle w:val="Normal"/>
+              <w:jc w:val="center"/>
+            </w:pPr>
+            <w:r>
+              <w:t>15</w:t>
             </w:r>
           </w:p>
         </w:tc>
@@ -191,51 +323,95 @@
               <w:jc w:val="left"/>
             </w:pPr>
             <w:r>
-              <w:t>Experimental research design? (yes)</w:t>
-            </w:r>
-          </w:p>
-        </w:tc>
-        <w:tc>
-          <w:p>
-            <w:pPr>
-              <w:pStyle w:val="Normal"/>
-              <w:jc w:val="center"/>
-            </w:pPr>
-            <w:r>
-              <w:t>0.152** (0.077)</w:t>
-            </w:r>
-          </w:p>
-        </w:tc>
-        <w:tc>
-          <w:p>
-            <w:pPr>
-              <w:pStyle w:val="Normal"/>
-              <w:jc w:val="center"/>
-            </w:pPr>
-            <w:r>
-              <w:t>0.116 (0.077)</w:t>
-            </w:r>
-          </w:p>
-        </w:tc>
-        <w:tc>
-          <w:p>
-            <w:pPr>
-              <w:pStyle w:val="Normal"/>
-              <w:jc w:val="center"/>
-            </w:pPr>
-            <w:r>
-              <w:t>0.162 (0.106)</w:t>
-            </w:r>
-          </w:p>
-        </w:tc>
-        <w:tc>
-          <w:p>
-            <w:pPr>
-              <w:pStyle w:val="Normal"/>
-              <w:jc w:val="center"/>
-            </w:pPr>
-            <w:r>
-              <w:t>0.115 (0.105)</w:t>
+              <w:t>3</w:t>
+            </w:r>
+          </w:p>
+        </w:tc>
+        <w:tc>
+          <w:p>
+            <w:pPr>
+              <w:pStyle w:val="Normal"/>
+              <w:jc w:val="center"/>
+            </w:pPr>
+            <w:r>
+              <w:t>Excess risk</w:t>
+            </w:r>
+          </w:p>
+        </w:tc>
+        <w:tc>
+          <w:p>
+            <w:pPr>
+              <w:pStyle w:val="Normal"/>
+              <w:jc w:val="center"/>
+            </w:pPr>
+            <w:r>
+              <w:t>0</w:t>
+            </w:r>
+          </w:p>
+        </w:tc>
+        <w:tc>
+          <w:p>
+            <w:pPr>
+              <w:pStyle w:val="Normal"/>
+              <w:jc w:val="center"/>
+            </w:pPr>
+            <w:r>
+              <w:t>0</w:t>
+            </w:r>
+          </w:p>
+        </w:tc>
+        <w:tc>
+          <w:p>
+            <w:pPr>
+              <w:pStyle w:val="Normal"/>
+              <w:jc w:val="center"/>
+            </w:pPr>
+            <w:r>
+              <w:t>0</w:t>
+            </w:r>
+          </w:p>
+        </w:tc>
+        <w:tc>
+          <w:p>
+            <w:pPr>
+              <w:pStyle w:val="Normal"/>
+              <w:jc w:val="center"/>
+            </w:pPr>
+            <w:r>
+              <w:t>14</w:t>
+            </w:r>
+          </w:p>
+        </w:tc>
+        <w:tc>
+          <w:p>
+            <w:pPr>
+              <w:pStyle w:val="Normal"/>
+              <w:jc w:val="center"/>
+            </w:pPr>
+            <w:r>
+              <w:t>0</w:t>
+            </w:r>
+          </w:p>
+        </w:tc>
+        <w:tc>
+          <w:p>
+            <w:pPr>
+              <w:pStyle w:val="Normal"/>
+              <w:jc w:val="center"/>
+            </w:pPr>
+            <w:r>
+              <w:t>0</w:t>
+            </w:r>
+          </w:p>
+        </w:tc>
+        <w:tc>
+          <w:p>
+            <w:pPr>
+              <w:pStyle w:val="Normal"/>
+              <w:jc w:val="center"/>
+            </w:pPr>
+            <w:r>
+              <w:t>0</w:t>
             </w:r>
           </w:p>
         </w:tc>
@@ -248,51 +424,95 @@
               <w:jc w:val="left"/>
             </w:pPr>
             <w:r>
-              <w:t>Followed reporting guidelines? (yes)</w:t>
-            </w:r>
-          </w:p>
-        </w:tc>
-        <w:tc>
-          <w:p>
-            <w:pPr>
-              <w:pStyle w:val="Normal"/>
-              <w:jc w:val="center"/>
-            </w:pPr>
-            <w:r>
-              <w:t>0.049 (0.094)</w:t>
-            </w:r>
-          </w:p>
-        </w:tc>
-        <w:tc>
-          <w:p>
-            <w:pPr>
-              <w:pStyle w:val="Normal"/>
-              <w:jc w:val="center"/>
-            </w:pPr>
-            <w:r>
-              <w:t>0.058 (0.110)</w:t>
-            </w:r>
-          </w:p>
-        </w:tc>
-        <w:tc>
-          <w:p>
-            <w:pPr>
-              <w:pStyle w:val="Normal"/>
-              <w:jc w:val="center"/>
-            </w:pPr>
-            <w:r>
-              <w:t>0.151 (0.095)</w:t>
-            </w:r>
-          </w:p>
-        </w:tc>
-        <w:tc>
-          <w:p>
-            <w:pPr>
-              <w:pStyle w:val="Normal"/>
-              <w:jc w:val="center"/>
-            </w:pPr>
-            <w:r>
-              <w:t>0.172* (0.101)</w:t>
+              <w:t>4</w:t>
+            </w:r>
+          </w:p>
+        </w:tc>
+        <w:tc>
+          <w:p>
+            <w:pPr>
+              <w:pStyle w:val="Normal"/>
+              <w:jc w:val="center"/>
+            </w:pPr>
+            <w:r>
+              <w:t>Fisher's $z$</w:t>
+            </w:r>
+          </w:p>
+        </w:tc>
+        <w:tc>
+          <w:p>
+            <w:pPr>
+              <w:pStyle w:val="Normal"/>
+              <w:jc w:val="center"/>
+            </w:pPr>
+            <w:r>
+              <w:t>4</w:t>
+            </w:r>
+          </w:p>
+        </w:tc>
+        <w:tc>
+          <w:p>
+            <w:pPr>
+              <w:pStyle w:val="Normal"/>
+              <w:jc w:val="center"/>
+            </w:pPr>
+            <w:r>
+              <w:t>2</w:t>
+            </w:r>
+          </w:p>
+        </w:tc>
+        <w:tc>
+          <w:p>
+            <w:pPr>
+              <w:pStyle w:val="Normal"/>
+              <w:jc w:val="center"/>
+            </w:pPr>
+            <w:r>
+              <w:t>0</w:t>
+            </w:r>
+          </w:p>
+        </w:tc>
+        <w:tc>
+          <w:p>
+            <w:pPr>
+              <w:pStyle w:val="Normal"/>
+              <w:jc w:val="center"/>
+            </w:pPr>
+            <w:r>
+              <w:t> 0</w:t>
+            </w:r>
+          </w:p>
+        </w:tc>
+        <w:tc>
+          <w:p>
+            <w:pPr>
+              <w:pStyle w:val="Normal"/>
+              <w:jc w:val="center"/>
+            </w:pPr>
+            <w:r>
+              <w:t>0</w:t>
+            </w:r>
+          </w:p>
+        </w:tc>
+        <w:tc>
+          <w:p>
+            <w:pPr>
+              <w:pStyle w:val="Normal"/>
+              <w:jc w:val="center"/>
+            </w:pPr>
+            <w:r>
+              <w:t>8</w:t>
+            </w:r>
+          </w:p>
+        </w:tc>
+        <w:tc>
+          <w:p>
+            <w:pPr>
+              <w:pStyle w:val="Normal"/>
+              <w:jc w:val="center"/>
+            </w:pPr>
+            <w:r>
+              <w:t>1</w:t>
             </w:r>
           </w:p>
         </w:tc>
@@ -305,51 +525,95 @@
               <w:jc w:val="left"/>
             </w:pPr>
             <w:r>
-              <w:t>Protocol registered? (yes)</w:t>
-            </w:r>
-          </w:p>
-        </w:tc>
-        <w:tc>
-          <w:p>
-            <w:pPr>
-              <w:pStyle w:val="Normal"/>
-              <w:jc w:val="center"/>
-            </w:pPr>
-            <w:r>
-              <w:t>-0.110 (0.106)</w:t>
-            </w:r>
-          </w:p>
-        </w:tc>
-        <w:tc>
-          <w:p>
-            <w:pPr>
-              <w:pStyle w:val="Normal"/>
-              <w:jc w:val="center"/>
-            </w:pPr>
-            <w:r>
-              <w:t>-0.159 (0.119)</w:t>
-            </w:r>
-          </w:p>
-        </w:tc>
-        <w:tc>
-          <w:p>
-            <w:pPr>
-              <w:pStyle w:val="Normal"/>
-              <w:jc w:val="center"/>
-            </w:pPr>
-            <w:r>
-              <w:t>0.038 (0.136)</w:t>
-            </w:r>
-          </w:p>
-        </w:tc>
-        <w:tc>
-          <w:p>
-            <w:pPr>
-              <w:pStyle w:val="Normal"/>
-              <w:jc w:val="center"/>
-            </w:pPr>
-            <w:r>
-              <w:t>0.007 (0.150)</w:t>
+              <w:t>5</w:t>
+            </w:r>
+          </w:p>
+        </w:tc>
+        <w:tc>
+          <w:p>
+            <w:pPr>
+              <w:pStyle w:val="Normal"/>
+              <w:jc w:val="center"/>
+            </w:pPr>
+            <w:r>
+              <w:t>Hedges's $g$</w:t>
+            </w:r>
+          </w:p>
+        </w:tc>
+        <w:tc>
+          <w:p>
+            <w:pPr>
+              <w:pStyle w:val="Normal"/>
+              <w:jc w:val="center"/>
+            </w:pPr>
+            <w:r>
+              <w:t>55</w:t>
+            </w:r>
+          </w:p>
+        </w:tc>
+        <w:tc>
+          <w:p>
+            <w:pPr>
+              <w:pStyle w:val="Normal"/>
+              <w:jc w:val="center"/>
+            </w:pPr>
+            <w:r>
+              <w:t>13</w:t>
+            </w:r>
+          </w:p>
+        </w:tc>
+        <w:tc>
+          <w:p>
+            <w:pPr>
+              <w:pStyle w:val="Normal"/>
+              <w:jc w:val="center"/>
+            </w:pPr>
+            <w:r>
+              <w:t>1</w:t>
+            </w:r>
+          </w:p>
+        </w:tc>
+        <w:tc>
+          <w:p>
+            <w:pPr>
+              <w:pStyle w:val="Normal"/>
+              <w:jc w:val="center"/>
+            </w:pPr>
+            <w:r>
+              <w:t>22</w:t>
+            </w:r>
+          </w:p>
+        </w:tc>
+        <w:tc>
+          <w:p>
+            <w:pPr>
+              <w:pStyle w:val="Normal"/>
+              <w:jc w:val="center"/>
+            </w:pPr>
+            <w:r>
+              <w:t>0</w:t>
+            </w:r>
+          </w:p>
+        </w:tc>
+        <w:tc>
+          <w:p>
+            <w:pPr>
+              <w:pStyle w:val="Normal"/>
+              <w:jc w:val="center"/>
+            </w:pPr>
+            <w:r>
+              <w:t>51</w:t>
+            </w:r>
+          </w:p>
+        </w:tc>
+        <w:tc>
+          <w:p>
+            <w:pPr>
+              <w:pStyle w:val="Normal"/>
+              <w:jc w:val="center"/>
+            </w:pPr>
+            <w:r>
+              <w:t>1</w:t>
             </w:r>
           </w:p>
         </w:tc>
@@ -362,51 +626,95 @@
               <w:jc w:val="left"/>
             </w:pPr>
             <w:r>
-              <w:t>Log number of independent studies</w:t>
-            </w:r>
-          </w:p>
-        </w:tc>
-        <w:tc>
-          <w:p>
-            <w:pPr>
-              <w:pStyle w:val="Normal"/>
-              <w:jc w:val="center"/>
-            </w:pPr>
-            <w:r>
-              <w:t>-0.127*** (0.040)</w:t>
-            </w:r>
-          </w:p>
-        </w:tc>
-        <w:tc>
-          <w:p>
-            <w:pPr>
-              <w:pStyle w:val="Normal"/>
-              <w:jc w:val="center"/>
-            </w:pPr>
-            <w:r>
-              <w:t>-0.116*** (0.042)</w:t>
-            </w:r>
-          </w:p>
-        </w:tc>
-        <w:tc>
-          <w:p>
-            <w:pPr>
-              <w:pStyle w:val="Normal"/>
-              <w:jc w:val="center"/>
-            </w:pPr>
-            <w:r>
-              <w:t>-0.165*** (0.056)</w:t>
-            </w:r>
-          </w:p>
-        </w:tc>
-        <w:tc>
-          <w:p>
-            <w:pPr>
-              <w:pStyle w:val="Normal"/>
-              <w:jc w:val="center"/>
-            </w:pPr>
-            <w:r>
-              <w:t>-0.131** (0.056)</w:t>
+              <w:t>6</w:t>
+            </w:r>
+          </w:p>
+        </w:tc>
+        <w:tc>
+          <w:p>
+            <w:pPr>
+              <w:pStyle w:val="Normal"/>
+              <w:jc w:val="center"/>
+            </w:pPr>
+            <w:r>
+              <w:t>Log-hazard ratio (logHR)</w:t>
+            </w:r>
+          </w:p>
+        </w:tc>
+        <w:tc>
+          <w:p>
+            <w:pPr>
+              <w:pStyle w:val="Normal"/>
+              <w:jc w:val="center"/>
+            </w:pPr>
+            <w:r>
+              <w:t>0</w:t>
+            </w:r>
+          </w:p>
+        </w:tc>
+        <w:tc>
+          <w:p>
+            <w:pPr>
+              <w:pStyle w:val="Normal"/>
+              <w:jc w:val="center"/>
+            </w:pPr>
+            <w:r>
+              <w:t>0</w:t>
+            </w:r>
+          </w:p>
+        </w:tc>
+        <w:tc>
+          <w:p>
+            <w:pPr>
+              <w:pStyle w:val="Normal"/>
+              <w:jc w:val="center"/>
+            </w:pPr>
+            <w:r>
+              <w:t>0</w:t>
+            </w:r>
+          </w:p>
+        </w:tc>
+        <w:tc>
+          <w:p>
+            <w:pPr>
+              <w:pStyle w:val="Normal"/>
+              <w:jc w:val="center"/>
+            </w:pPr>
+            <w:r>
+              <w:t> 7</w:t>
+            </w:r>
+          </w:p>
+        </w:tc>
+        <w:tc>
+          <w:p>
+            <w:pPr>
+              <w:pStyle w:val="Normal"/>
+              <w:jc w:val="center"/>
+            </w:pPr>
+            <w:r>
+              <w:t>0</w:t>
+            </w:r>
+          </w:p>
+        </w:tc>
+        <w:tc>
+          <w:p>
+            <w:pPr>
+              <w:pStyle w:val="Normal"/>
+              <w:jc w:val="center"/>
+            </w:pPr>
+            <w:r>
+              <w:t>0</w:t>
+            </w:r>
+          </w:p>
+        </w:tc>
+        <w:tc>
+          <w:p>
+            <w:pPr>
+              <w:pStyle w:val="Normal"/>
+              <w:jc w:val="center"/>
+            </w:pPr>
+            <w:r>
+              <w:t>0</w:t>
             </w:r>
           </w:p>
         </w:tc>
@@ -419,51 +727,95 @@
               <w:jc w:val="left"/>
             </w:pPr>
             <w:r>
-              <w:t>Log journal impact factor</w:t>
-            </w:r>
-          </w:p>
-        </w:tc>
-        <w:tc>
-          <w:p>
-            <w:pPr>
-              <w:pStyle w:val="Normal"/>
-              <w:jc w:val="center"/>
-            </w:pPr>
-            <w:r>
-              <w:t>-0.084 (0.074)</w:t>
-            </w:r>
-          </w:p>
-        </w:tc>
-        <w:tc>
-          <w:p>
-            <w:pPr>
-              <w:pStyle w:val="Normal"/>
-              <w:jc w:val="center"/>
-            </w:pPr>
-            <w:r>
-              <w:t>-0.106 (0.087)</w:t>
-            </w:r>
-          </w:p>
-        </w:tc>
-        <w:tc>
-          <w:p>
-            <w:pPr>
-              <w:pStyle w:val="Normal"/>
-              <w:jc w:val="center"/>
-            </w:pPr>
-            <w:r>
-              <w:t>-0.034 (0.084)</w:t>
-            </w:r>
-          </w:p>
-        </w:tc>
-        <w:tc>
-          <w:p>
-            <w:pPr>
-              <w:pStyle w:val="Normal"/>
-              <w:jc w:val="center"/>
-            </w:pPr>
-            <w:r>
-              <w:t>-0.110 (0.088)</w:t>
+              <w:t>7</w:t>
+            </w:r>
+          </w:p>
+        </w:tc>
+        <w:tc>
+          <w:p>
+            <w:pPr>
+              <w:pStyle w:val="Normal"/>
+              <w:jc w:val="center"/>
+            </w:pPr>
+            <w:r>
+              <w:t>Log-odds ratio (logOR)</w:t>
+            </w:r>
+          </w:p>
+        </w:tc>
+        <w:tc>
+          <w:p>
+            <w:pPr>
+              <w:pStyle w:val="Normal"/>
+              <w:jc w:val="center"/>
+            </w:pPr>
+            <w:r>
+              <w:t>0</w:t>
+            </w:r>
+          </w:p>
+        </w:tc>
+        <w:tc>
+          <w:p>
+            <w:pPr>
+              <w:pStyle w:val="Normal"/>
+              <w:jc w:val="center"/>
+            </w:pPr>
+            <w:r>
+              <w:t>2</w:t>
+            </w:r>
+          </w:p>
+        </w:tc>
+        <w:tc>
+          <w:p>
+            <w:pPr>
+              <w:pStyle w:val="Normal"/>
+              <w:jc w:val="center"/>
+            </w:pPr>
+            <w:r>
+              <w:t>0</w:t>
+            </w:r>
+          </w:p>
+        </w:tc>
+        <w:tc>
+          <w:p>
+            <w:pPr>
+              <w:pStyle w:val="Normal"/>
+              <w:jc w:val="center"/>
+            </w:pPr>
+            <w:r>
+              <w:t>112</w:t>
+            </w:r>
+          </w:p>
+        </w:tc>
+        <w:tc>
+          <w:p>
+            <w:pPr>
+              <w:pStyle w:val="Normal"/>
+              <w:jc w:val="center"/>
+            </w:pPr>
+            <w:r>
+              <w:t>0</w:t>
+            </w:r>
+          </w:p>
+        </w:tc>
+        <w:tc>
+          <w:p>
+            <w:pPr>
+              <w:pStyle w:val="Normal"/>
+              <w:jc w:val="center"/>
+            </w:pPr>
+            <w:r>
+              <w:t>4</w:t>
+            </w:r>
+          </w:p>
+        </w:tc>
+        <w:tc>
+          <w:p>
+            <w:pPr>
+              <w:pStyle w:val="Normal"/>
+              <w:jc w:val="center"/>
+            </w:pPr>
+            <w:r>
+              <w:t>17</w:t>
             </w:r>
           </w:p>
         </w:tc>
@@ -476,51 +828,95 @@
               <w:jc w:val="left"/>
             </w:pPr>
             <w:r>
-              <w:t>Publication year</w:t>
-            </w:r>
-          </w:p>
-        </w:tc>
-        <w:tc>
-          <w:p>
-            <w:pPr>
-              <w:pStyle w:val="Normal"/>
-              <w:jc w:val="center"/>
-            </w:pPr>
-            <w:r>
-              <w:t>-0.026 (0.017)</w:t>
-            </w:r>
-          </w:p>
-        </w:tc>
-        <w:tc>
-          <w:p>
-            <w:pPr>
-              <w:pStyle w:val="Normal"/>
-              <w:jc w:val="center"/>
-            </w:pPr>
-            <w:r>
-              <w:t>-0.020 (0.017)</w:t>
-            </w:r>
-          </w:p>
-        </w:tc>
-        <w:tc>
-          <w:p>
-            <w:pPr>
-              <w:pStyle w:val="Normal"/>
-              <w:jc w:val="center"/>
-            </w:pPr>
-            <w:r>
-              <w:t>-0.041** (0.016)</w:t>
-            </w:r>
-          </w:p>
-        </w:tc>
-        <w:tc>
-          <w:p>
-            <w:pPr>
-              <w:pStyle w:val="Normal"/>
-              <w:jc w:val="center"/>
-            </w:pPr>
-            <w:r>
-              <w:t>-0.032** (0.016)</w:t>
+              <w:t>8</w:t>
+            </w:r>
+          </w:p>
+        </w:tc>
+        <w:tc>
+          <w:p>
+            <w:pPr>
+              <w:pStyle w:val="Normal"/>
+              <w:jc w:val="center"/>
+            </w:pPr>
+            <w:r>
+              <w:t>Log-relative risk (logRR)</w:t>
+            </w:r>
+          </w:p>
+        </w:tc>
+        <w:tc>
+          <w:p>
+            <w:pPr>
+              <w:pStyle w:val="Normal"/>
+              <w:jc w:val="center"/>
+            </w:pPr>
+            <w:r>
+              <w:t>0</w:t>
+            </w:r>
+          </w:p>
+        </w:tc>
+        <w:tc>
+          <w:p>
+            <w:pPr>
+              <w:pStyle w:val="Normal"/>
+              <w:jc w:val="center"/>
+            </w:pPr>
+            <w:r>
+              <w:t>3</w:t>
+            </w:r>
+          </w:p>
+        </w:tc>
+        <w:tc>
+          <w:p>
+            <w:pPr>
+              <w:pStyle w:val="Normal"/>
+              <w:jc w:val="center"/>
+            </w:pPr>
+            <w:r>
+              <w:t>0</w:t>
+            </w:r>
+          </w:p>
+        </w:tc>
+        <w:tc>
+          <w:p>
+            <w:pPr>
+              <w:pStyle w:val="Normal"/>
+              <w:jc w:val="center"/>
+            </w:pPr>
+            <w:r>
+              <w:t>36</w:t>
+            </w:r>
+          </w:p>
+        </w:tc>
+        <w:tc>
+          <w:p>
+            <w:pPr>
+              <w:pStyle w:val="Normal"/>
+              <w:jc w:val="center"/>
+            </w:pPr>
+            <w:r>
+              <w:t>0</w:t>
+            </w:r>
+          </w:p>
+        </w:tc>
+        <w:tc>
+          <w:p>
+            <w:pPr>
+              <w:pStyle w:val="Normal"/>
+              <w:jc w:val="center"/>
+            </w:pPr>
+            <w:r>
+              <w:t>2</w:t>
+            </w:r>
+          </w:p>
+        </w:tc>
+        <w:tc>
+          <w:p>
+            <w:pPr>
+              <w:pStyle w:val="Normal"/>
+              <w:jc w:val="center"/>
+            </w:pPr>
+            <w:r>
+              <w:t>0</w:t>
             </w:r>
           </w:p>
         </w:tc>
@@ -533,51 +929,95 @@
               <w:jc w:val="left"/>
             </w:pPr>
             <w:r>
-              <w:t>Environmental Chemistry</w:t>
-            </w:r>
-          </w:p>
-        </w:tc>
-        <w:tc>
-          <w:p>
-            <w:pPr>
-              <w:pStyle w:val="Normal"/>
-              <w:jc w:val="center"/>
-            </w:pPr>
-            <w:r>
-              <w:t/>
-            </w:r>
-          </w:p>
-        </w:tc>
-        <w:tc>
-          <w:p>
-            <w:pPr>
-              <w:pStyle w:val="Normal"/>
-              <w:jc w:val="center"/>
-            </w:pPr>
-            <w:r>
-              <w:t>-0.155 (0.099)</w:t>
-            </w:r>
-          </w:p>
-        </w:tc>
-        <w:tc>
-          <w:p>
-            <w:pPr>
-              <w:pStyle w:val="Normal"/>
-              <w:jc w:val="center"/>
-            </w:pPr>
-            <w:r>
-              <w:t/>
-            </w:r>
-          </w:p>
-        </w:tc>
-        <w:tc>
-          <w:p>
-            <w:pPr>
-              <w:pStyle w:val="Normal"/>
-              <w:jc w:val="center"/>
-            </w:pPr>
-            <w:r>
-              <w:t>-0.117 (0.115)</w:t>
+              <w:t>9</w:t>
+            </w:r>
+          </w:p>
+        </w:tc>
+        <w:tc>
+          <w:p>
+            <w:pPr>
+              <w:pStyle w:val="Normal"/>
+              <w:jc w:val="center"/>
+            </w:pPr>
+            <w:r>
+              <w:t>Log-response ratio (lnRR)</w:t>
+            </w:r>
+          </w:p>
+        </w:tc>
+        <w:tc>
+          <w:p>
+            <w:pPr>
+              <w:pStyle w:val="Normal"/>
+              <w:jc w:val="center"/>
+            </w:pPr>
+            <w:r>
+              <w:t>93</w:t>
+            </w:r>
+          </w:p>
+        </w:tc>
+        <w:tc>
+          <w:p>
+            <w:pPr>
+              <w:pStyle w:val="Normal"/>
+              <w:jc w:val="center"/>
+            </w:pPr>
+            <w:r>
+              <w:t>32</w:t>
+            </w:r>
+          </w:p>
+        </w:tc>
+        <w:tc>
+          <w:p>
+            <w:pPr>
+              <w:pStyle w:val="Normal"/>
+              <w:jc w:val="center"/>
+            </w:pPr>
+            <w:r>
+              <w:t>36</w:t>
+            </w:r>
+          </w:p>
+        </w:tc>
+        <w:tc>
+          <w:p>
+            <w:pPr>
+              <w:pStyle w:val="Normal"/>
+              <w:jc w:val="center"/>
+            </w:pPr>
+            <w:r>
+              <w:t>23</w:t>
+            </w:r>
+          </w:p>
+        </w:tc>
+        <w:tc>
+          <w:p>
+            <w:pPr>
+              <w:pStyle w:val="Normal"/>
+              <w:jc w:val="center"/>
+            </w:pPr>
+            <w:r>
+              <w:t>19</w:t>
+            </w:r>
+          </w:p>
+        </w:tc>
+        <w:tc>
+          <w:p>
+            <w:pPr>
+              <w:pStyle w:val="Normal"/>
+              <w:jc w:val="center"/>
+            </w:pPr>
+            <w:r>
+              <w:t>31</w:t>
+            </w:r>
+          </w:p>
+        </w:tc>
+        <w:tc>
+          <w:p>
+            <w:pPr>
+              <w:pStyle w:val="Normal"/>
+              <w:jc w:val="center"/>
+            </w:pPr>
+            <w:r>
+              <w:t>2</w:t>
             </w:r>
           </w:p>
         </w:tc>
@@ -590,51 +1030,95 @@
               <w:jc w:val="left"/>
             </w:pPr>
             <w:r>
-              <w:t>Environmental Engineering</w:t>
-            </w:r>
-          </w:p>
-        </w:tc>
-        <w:tc>
-          <w:p>
-            <w:pPr>
-              <w:pStyle w:val="Normal"/>
-              <w:jc w:val="center"/>
-            </w:pPr>
-            <w:r>
-              <w:t/>
-            </w:r>
-          </w:p>
-        </w:tc>
-        <w:tc>
-          <w:p>
-            <w:pPr>
-              <w:pStyle w:val="Normal"/>
-              <w:jc w:val="center"/>
-            </w:pPr>
-            <w:r>
-              <w:t>-0.237* (0.138)</w:t>
-            </w:r>
-          </w:p>
-        </w:tc>
-        <w:tc>
-          <w:p>
-            <w:pPr>
-              <w:pStyle w:val="Normal"/>
-              <w:jc w:val="center"/>
-            </w:pPr>
-            <w:r>
-              <w:t/>
-            </w:r>
-          </w:p>
-        </w:tc>
-        <w:tc>
-          <w:p>
-            <w:pPr>
-              <w:pStyle w:val="Normal"/>
-              <w:jc w:val="center"/>
-            </w:pPr>
-            <w:r>
-              <w:t>-0.380 (0.270)</w:t>
+              <w:t>10</w:t>
+            </w:r>
+          </w:p>
+        </w:tc>
+        <w:tc>
+          <w:p>
+            <w:pPr>
+              <w:pStyle w:val="Normal"/>
+              <w:jc w:val="center"/>
+            </w:pPr>
+            <w:r>
+              <w:t>Percentage change</w:t>
+            </w:r>
+          </w:p>
+        </w:tc>
+        <w:tc>
+          <w:p>
+            <w:pPr>
+              <w:pStyle w:val="Normal"/>
+              <w:jc w:val="center"/>
+            </w:pPr>
+            <w:r>
+              <w:t>0</w:t>
+            </w:r>
+          </w:p>
+        </w:tc>
+        <w:tc>
+          <w:p>
+            <w:pPr>
+              <w:pStyle w:val="Normal"/>
+              <w:jc w:val="center"/>
+            </w:pPr>
+            <w:r>
+              <w:t>1</w:t>
+            </w:r>
+          </w:p>
+        </w:tc>
+        <w:tc>
+          <w:p>
+            <w:pPr>
+              <w:pStyle w:val="Normal"/>
+              <w:jc w:val="center"/>
+            </w:pPr>
+            <w:r>
+              <w:t>0</w:t>
+            </w:r>
+          </w:p>
+        </w:tc>
+        <w:tc>
+          <w:p>
+            <w:pPr>
+              <w:pStyle w:val="Normal"/>
+              <w:jc w:val="center"/>
+            </w:pPr>
+            <w:r>
+              <w:t>24</w:t>
+            </w:r>
+          </w:p>
+        </w:tc>
+        <w:tc>
+          <w:p>
+            <w:pPr>
+              <w:pStyle w:val="Normal"/>
+              <w:jc w:val="center"/>
+            </w:pPr>
+            <w:r>
+              <w:t>0</w:t>
+            </w:r>
+          </w:p>
+        </w:tc>
+        <w:tc>
+          <w:p>
+            <w:pPr>
+              <w:pStyle w:val="Normal"/>
+              <w:jc w:val="center"/>
+            </w:pPr>
+            <w:r>
+              <w:t>0</w:t>
+            </w:r>
+          </w:p>
+        </w:tc>
+        <w:tc>
+          <w:p>
+            <w:pPr>
+              <w:pStyle w:val="Normal"/>
+              <w:jc w:val="center"/>
+            </w:pPr>
+            <w:r>
+              <w:t>0</w:t>
             </w:r>
           </w:p>
         </w:tc>
@@ -647,51 +1131,95 @@
               <w:jc w:val="left"/>
             </w:pPr>
             <w:r>
-              <w:t>Health, Toxicology and Mutagenesis</w:t>
-            </w:r>
-          </w:p>
-        </w:tc>
-        <w:tc>
-          <w:p>
-            <w:pPr>
-              <w:pStyle w:val="Normal"/>
-              <w:jc w:val="center"/>
-            </w:pPr>
-            <w:r>
-              <w:t/>
-            </w:r>
-          </w:p>
-        </w:tc>
-        <w:tc>
-          <w:p>
-            <w:pPr>
-              <w:pStyle w:val="Normal"/>
-              <w:jc w:val="center"/>
-            </w:pPr>
-            <w:r>
-              <w:t>-0.242 (0.150)</w:t>
-            </w:r>
-          </w:p>
-        </w:tc>
-        <w:tc>
-          <w:p>
-            <w:pPr>
-              <w:pStyle w:val="Normal"/>
-              <w:jc w:val="center"/>
-            </w:pPr>
-            <w:r>
-              <w:t/>
-            </w:r>
-          </w:p>
-        </w:tc>
-        <w:tc>
-          <w:p>
-            <w:pPr>
-              <w:pStyle w:val="Normal"/>
-              <w:jc w:val="center"/>
-            </w:pPr>
-            <w:r>
-              <w:t>-0.095 (0.142)</w:t>
+              <w:t>11</w:t>
+            </w:r>
+          </w:p>
+        </w:tc>
+        <w:tc>
+          <w:p>
+            <w:pPr>
+              <w:pStyle w:val="Normal"/>
+              <w:jc w:val="center"/>
+            </w:pPr>
+            <w:r>
+              <w:t>Raw mean or mean difference</w:t>
+            </w:r>
+          </w:p>
+        </w:tc>
+        <w:tc>
+          <w:p>
+            <w:pPr>
+              <w:pStyle w:val="Normal"/>
+              <w:jc w:val="center"/>
+            </w:pPr>
+            <w:r>
+              <w:t>0</w:t>
+            </w:r>
+          </w:p>
+        </w:tc>
+        <w:tc>
+          <w:p>
+            <w:pPr>
+              <w:pStyle w:val="Normal"/>
+              <w:jc w:val="center"/>
+            </w:pPr>
+            <w:r>
+              <w:t>3</w:t>
+            </w:r>
+          </w:p>
+        </w:tc>
+        <w:tc>
+          <w:p>
+            <w:pPr>
+              <w:pStyle w:val="Normal"/>
+              <w:jc w:val="center"/>
+            </w:pPr>
+            <w:r>
+              <w:t>0</w:t>
+            </w:r>
+          </w:p>
+        </w:tc>
+        <w:tc>
+          <w:p>
+            <w:pPr>
+              <w:pStyle w:val="Normal"/>
+              <w:jc w:val="center"/>
+            </w:pPr>
+            <w:r>
+              <w:t> 3</w:t>
+            </w:r>
+          </w:p>
+        </w:tc>
+        <w:tc>
+          <w:p>
+            <w:pPr>
+              <w:pStyle w:val="Normal"/>
+              <w:jc w:val="center"/>
+            </w:pPr>
+            <w:r>
+              <w:t>0</w:t>
+            </w:r>
+          </w:p>
+        </w:tc>
+        <w:tc>
+          <w:p>
+            <w:pPr>
+              <w:pStyle w:val="Normal"/>
+              <w:jc w:val="center"/>
+            </w:pPr>
+            <w:r>
+              <w:t>0</w:t>
+            </w:r>
+          </w:p>
+        </w:tc>
+        <w:tc>
+          <w:p>
+            <w:pPr>
+              <w:pStyle w:val="Normal"/>
+              <w:jc w:val="center"/>
+            </w:pPr>
+            <w:r>
+              <w:t>2</w:t>
             </w:r>
           </w:p>
         </w:tc>
@@ -704,336 +1232,95 @@
               <w:jc w:val="left"/>
             </w:pPr>
             <w:r>
-              <w:t>Management, Monitoring, Policy and Law</w:t>
-            </w:r>
-          </w:p>
-        </w:tc>
-        <w:tc>
-          <w:p>
-            <w:pPr>
-              <w:pStyle w:val="Normal"/>
-              <w:jc w:val="center"/>
-            </w:pPr>
-            <w:r>
-              <w:t/>
-            </w:r>
-          </w:p>
-        </w:tc>
-        <w:tc>
-          <w:p>
-            <w:pPr>
-              <w:pStyle w:val="Normal"/>
-              <w:jc w:val="center"/>
-            </w:pPr>
-            <w:r>
-              <w:t>0.019 (0.085)</w:t>
-            </w:r>
-          </w:p>
-        </w:tc>
-        <w:tc>
-          <w:p>
-            <w:pPr>
-              <w:pStyle w:val="Normal"/>
-              <w:jc w:val="center"/>
-            </w:pPr>
-            <w:r>
-              <w:t/>
-            </w:r>
-          </w:p>
-        </w:tc>
-        <w:tc>
-          <w:p>
-            <w:pPr>
-              <w:pStyle w:val="Normal"/>
-              <w:jc w:val="center"/>
-            </w:pPr>
-            <w:r>
-              <w:t>0.307 (0.198)</w:t>
-            </w:r>
-          </w:p>
-        </w:tc>
-      </w:tr>
-      <w:tr>
-        <w:tc>
-          <w:p>
-            <w:pPr>
-              <w:pStyle w:val="Normal"/>
-              <w:jc w:val="left"/>
-            </w:pPr>
-            <w:r>
-              <w:t>Nature and Landscape Conservation</w:t>
-            </w:r>
-          </w:p>
-        </w:tc>
-        <w:tc>
-          <w:p>
-            <w:pPr>
-              <w:pStyle w:val="Normal"/>
-              <w:jc w:val="center"/>
-            </w:pPr>
-            <w:r>
-              <w:t/>
-            </w:r>
-          </w:p>
-        </w:tc>
-        <w:tc>
-          <w:p>
-            <w:pPr>
-              <w:pStyle w:val="Normal"/>
-              <w:jc w:val="center"/>
-            </w:pPr>
-            <w:r>
-              <w:t>-0.120 (0.095)</w:t>
-            </w:r>
-          </w:p>
-        </w:tc>
-        <w:tc>
-          <w:p>
-            <w:pPr>
-              <w:pStyle w:val="Normal"/>
-              <w:jc w:val="center"/>
-            </w:pPr>
-            <w:r>
-              <w:t/>
-            </w:r>
-          </w:p>
-        </w:tc>
-        <w:tc>
-          <w:p>
-            <w:pPr>
-              <w:pStyle w:val="Normal"/>
-              <w:jc w:val="center"/>
-            </w:pPr>
-            <w:r>
-              <w:t>-0.157 (0.120)</w:t>
-            </w:r>
-          </w:p>
-        </w:tc>
-      </w:tr>
-      <w:tr>
-        <w:tc>
-          <w:p>
-            <w:pPr>
-              <w:pStyle w:val="Normal"/>
-              <w:jc w:val="left"/>
-            </w:pPr>
-            <w:r>
-              <w:t>Water Science and Technology</w:t>
-            </w:r>
-          </w:p>
-        </w:tc>
-        <w:tc>
-          <w:p>
-            <w:pPr>
-              <w:pStyle w:val="Normal"/>
-              <w:jc w:val="center"/>
-            </w:pPr>
-            <w:r>
-              <w:t/>
-            </w:r>
-          </w:p>
-        </w:tc>
-        <w:tc>
-          <w:p>
-            <w:pPr>
-              <w:pStyle w:val="Normal"/>
-              <w:jc w:val="center"/>
-            </w:pPr>
-            <w:r>
-              <w:t>-0.328 (0.256)</w:t>
-            </w:r>
-          </w:p>
-        </w:tc>
-        <w:tc>
-          <w:p>
-            <w:pPr>
-              <w:pStyle w:val="Normal"/>
-              <w:jc w:val="center"/>
-            </w:pPr>
-            <w:r>
-              <w:t/>
-            </w:r>
-          </w:p>
-        </w:tc>
-        <w:tc>
-          <w:p>
-            <w:pPr>
-              <w:pStyle w:val="Normal"/>
-              <w:jc w:val="center"/>
-            </w:pPr>
-            <w:r>
-              <w:t>-0.433* (0.246)</w:t>
-            </w:r>
-          </w:p>
-        </w:tc>
-      </w:tr>
-      <w:tr>
-        <w:tc>
-          <w:p>
-            <w:pPr>
-              <w:pStyle w:val="Normal"/>
-              <w:jc w:val="left"/>
-            </w:pPr>
-            <w:r>
-              <w:t>Effect size type</w:t>
-            </w:r>
-          </w:p>
-        </w:tc>
-        <w:tc>
-          <w:p>
-            <w:pPr>
-              <w:pStyle w:val="Normal"/>
-              <w:jc w:val="center"/>
-            </w:pPr>
-            <w:r>
-              <w:t>Yes</w:t>
-            </w:r>
-          </w:p>
-        </w:tc>
-        <w:tc>
-          <w:p>
-            <w:pPr>
-              <w:pStyle w:val="Normal"/>
-              <w:jc w:val="center"/>
-            </w:pPr>
-            <w:r>
-              <w:t>Yes</w:t>
-            </w:r>
-          </w:p>
-        </w:tc>
-        <w:tc>
-          <w:p>
-            <w:pPr>
-              <w:pStyle w:val="Normal"/>
-              <w:jc w:val="center"/>
-            </w:pPr>
-            <w:r>
-              <w:t>Yes</w:t>
-            </w:r>
-          </w:p>
-        </w:tc>
-        <w:tc>
-          <w:p>
-            <w:pPr>
-              <w:pStyle w:val="Normal"/>
-              <w:jc w:val="center"/>
-            </w:pPr>
-            <w:r>
-              <w:t>Yes</w:t>
-            </w:r>
-          </w:p>
-        </w:tc>
-      </w:tr>
-      <w:tr>
-        <w:tc>
-          <w:p>
-            <w:pPr>
-              <w:pStyle w:val="Normal"/>
-              <w:jc w:val="left"/>
-            </w:pPr>
-            <w:r>
-              <w:t>AIC</w:t>
-            </w:r>
-          </w:p>
-        </w:tc>
-        <w:tc>
-          <w:p>
-            <w:pPr>
-              <w:pStyle w:val="Normal"/>
-              <w:jc w:val="center"/>
-            </w:pPr>
-            <w:r>
-              <w:t>1818.419</w:t>
-            </w:r>
-          </w:p>
-        </w:tc>
-        <w:tc>
-          <w:p>
-            <w:pPr>
-              <w:pStyle w:val="Normal"/>
-              <w:jc w:val="center"/>
-            </w:pPr>
-            <w:r>
-              <w:t>1825.366</w:t>
-            </w:r>
-          </w:p>
-        </w:tc>
-        <w:tc>
-          <w:p>
-            <w:pPr>
-              <w:pStyle w:val="Normal"/>
-              <w:jc w:val="center"/>
-            </w:pPr>
-            <w:r>
-              <w:t>1707.235</w:t>
-            </w:r>
-          </w:p>
-        </w:tc>
-        <w:tc>
-          <w:p>
-            <w:pPr>
-              <w:pStyle w:val="Normal"/>
-              <w:jc w:val="center"/>
-            </w:pPr>
-            <w:r>
-              <w:t>1710.910</w:t>
-            </w:r>
-          </w:p>
-        </w:tc>
-      </w:tr>
-      <w:tr>
-        <w:tc>
-          <w:p>
-            <w:pPr>
-              <w:pStyle w:val="Normal"/>
-              <w:jc w:val="left"/>
-            </w:pPr>
-            <w:r>
-              <w:t>No. of meta-analyses</w:t>
-            </w:r>
-          </w:p>
-        </w:tc>
-        <w:tc>
-          <w:p>
-            <w:pPr>
-              <w:pStyle w:val="Normal"/>
-              <w:jc w:val="center"/>
-            </w:pPr>
-            <w:r>
-              <w:t>397</w:t>
-            </w:r>
-          </w:p>
-        </w:tc>
-        <w:tc>
-          <w:p>
-            <w:pPr>
-              <w:pStyle w:val="Normal"/>
-              <w:jc w:val="center"/>
-            </w:pPr>
-            <w:r>
-              <w:t>397</w:t>
-            </w:r>
-          </w:p>
-        </w:tc>
-        <w:tc>
-          <w:p>
-            <w:pPr>
-              <w:pStyle w:val="Normal"/>
-              <w:jc w:val="center"/>
-            </w:pPr>
-            <w:r>
-              <w:t>398</w:t>
-            </w:r>
-          </w:p>
-        </w:tc>
-        <w:tc>
-          <w:p>
-            <w:pPr>
-              <w:pStyle w:val="Normal"/>
-              <w:jc w:val="center"/>
-            </w:pPr>
-            <w:r>
-              <w:t>398</w:t>
+              <w:t>12</w:t>
+            </w:r>
+          </w:p>
+        </w:tc>
+        <w:tc>
+          <w:p>
+            <w:pPr>
+              <w:pStyle w:val="Normal"/>
+              <w:jc w:val="center"/>
+            </w:pPr>
+            <w:r>
+              <w:t>Regression coefficient ($\beta$)</w:t>
+            </w:r>
+          </w:p>
+        </w:tc>
+        <w:tc>
+          <w:p>
+            <w:pPr>
+              <w:pStyle w:val="Normal"/>
+              <w:jc w:val="center"/>
+            </w:pPr>
+            <w:r>
+              <w:t>0</w:t>
+            </w:r>
+          </w:p>
+        </w:tc>
+        <w:tc>
+          <w:p>
+            <w:pPr>
+              <w:pStyle w:val="Normal"/>
+              <w:jc w:val="center"/>
+            </w:pPr>
+            <w:r>
+              <w:t>0</w:t>
+            </w:r>
+          </w:p>
+        </w:tc>
+        <w:tc>
+          <w:p>
+            <w:pPr>
+              <w:pStyle w:val="Normal"/>
+              <w:jc w:val="center"/>
+            </w:pPr>
+            <w:r>
+              <w:t>0</w:t>
+            </w:r>
+          </w:p>
+        </w:tc>
+        <w:tc>
+          <w:p>
+            <w:pPr>
+              <w:pStyle w:val="Normal"/>
+              <w:jc w:val="center"/>
+            </w:pPr>
+            <w:r>
+              <w:t>39</w:t>
+            </w:r>
+          </w:p>
+        </w:tc>
+        <w:tc>
+          <w:p>
+            <w:pPr>
+              <w:pStyle w:val="Normal"/>
+              <w:jc w:val="center"/>
+            </w:pPr>
+            <w:r>
+              <w:t>0</w:t>
+            </w:r>
+          </w:p>
+        </w:tc>
+        <w:tc>
+          <w:p>
+            <w:pPr>
+              <w:pStyle w:val="Normal"/>
+              <w:jc w:val="center"/>
+            </w:pPr>
+            <w:r>
+              <w:t>0</w:t>
+            </w:r>
+          </w:p>
+        </w:tc>
+        <w:tc>
+          <w:p>
+            <w:pPr>
+              <w:pStyle w:val="Normal"/>
+              <w:jc w:val="center"/>
+            </w:pPr>
+            <w:r>
+              <w:t>1</w:t>
             </w:r>
           </w:p>
         </w:tc>
